--- a/logs/日志总览.docx
+++ b/logs/日志总览.docx
@@ -1,32 +1,32 @@
 
 <file path=word/document.xml><?xml version="1.0" encoding="utf-8"?>
-<w:document xmlns:wpc="http://schemas.microsoft.com/office/word/2010/wordprocessingCanvas" xmlns:mc="http://schemas.openxmlformats.org/markup-compatibility/2006" xmlns:o="urn:schemas-microsoft-com:office:office" xmlns:r="http://schemas.openxmlformats.org/officeDocument/2006/relationships" xmlns:m="http://schemas.openxmlformats.org/officeDocument/2006/math" xmlns:v="urn:schemas-microsoft-com:vml" xmlns:wp="http://schemas.openxmlformats.org/drawingml/2006/wordprocessingDrawing" xmlns:w="http://schemas.openxmlformats.org/wordprocessingml/2006/main" xmlns:w14="http://schemas.microsoft.com/office/word/2010/wordml" mc:Ignorable="w14">
+<w:document xmlns:wpc="http://schemas.microsoft.com/office/word/2010/wordprocessingCanvas" xmlns:mc="http://schemas.openxmlformats.org/markup-compatibility/2006" xmlns:o="urn:schemas-microsoft-com:office:office" xmlns:r="http://schemas.openxmlformats.org/officeDocument/2006/relationships" xmlns:m="http://schemas.openxmlformats.org/officeDocument/2006/math" xmlns:v="urn:schemas-microsoft-com:vml" xmlns:wp14="http://schemas.microsoft.com/office/word/2010/wordprocessingDrawing" xmlns:wp="http://schemas.openxmlformats.org/drawingml/2006/wordprocessingDrawing" xmlns:w="http://schemas.openxmlformats.org/wordprocessingml/2006/main" xmlns:w14="http://schemas.microsoft.com/office/word/2010/wordml" xmlns:w10="urn:schemas-microsoft-com:office:word" xmlns:w15="http://schemas.microsoft.com/office/word/2012/wordml" xmlns:wpg="http://schemas.microsoft.com/office/word/2010/wordprocessingGroup" xmlns:wpi="http://schemas.microsoft.com/office/word/2010/wordprocessingInk" xmlns:wne="http://schemas.microsoft.com/office/word/2006/wordml" xmlns:wps="http://schemas.microsoft.com/office/word/2010/wordprocessingShape" xmlns:wpsCustomData="http://www.wps.cn/officeDocument/2013/wpsCustomData" mc:Ignorable="w14 w15 wp14">
   <w:body>
     <w:p>
       <w:pPr>
-        <w:pStyle w:val="Heading1"/>
+        <w:pStyle w:val="2"/>
         <w:pBdr>
-          <w:bottom w:val="single" w:sz="8" w:space="4" w:color="4472C4"/>
+          <w:bottom w:val="single" w:color="4472C4" w:sz="8" w:space="4"/>
         </w:pBdr>
       </w:pPr>
       <w:r>
-        <w:t xml:space="preserve">6.1</w:t>
-      </w:r>
-    </w:p>
-    <w:p>
-      <w:pPr>
-        <w:pStyle w:val="Heading3"/>
-      </w:pPr>
-      <w:r>
-        <w:t xml:space="preserve">1.第一天拿到这个项目暂时难以下手，各种环境都尚未配置，于是我们决定先学习如何配置node，git等必要前置准备，在此基础上配置jdk 17+、mysql5.7/8.0、node 16.x+、maven环境</w:t>
-      </w:r>
-    </w:p>
-    <w:p>
-      <w:pPr>
-        <w:pStyle w:val="Heading5"/>
-      </w:pPr>
-      <w:r>
-        <w:t xml:space="preserve">(1).配置maven</w:t>
+        <w:t>6.1</w:t>
+      </w:r>
+    </w:p>
+    <w:p>
+      <w:pPr>
+        <w:pStyle w:val="4"/>
+      </w:pPr>
+      <w:r>
+        <w:t>1.第一天拿到这个项目暂时难以下手，各种环境都尚未配置，于是我们决定先学习如何配置node，git等必要前置准备，在此基础上配置jdk 17+、mysql5.7/8.0、node 16.x+、maven环境</w:t>
+      </w:r>
+    </w:p>
+    <w:p>
+      <w:pPr>
+        <w:pStyle w:val="6"/>
+      </w:pPr>
+      <w:r>
+        <w:t>(1).配置maven</w:t>
       </w:r>
     </w:p>
     <w:p>
@@ -36,17 +36,19 @@
       <w:r>
         <w:drawing>
           <wp:inline distT="0" distB="0" distL="0" distR="0">
-            <wp:extent cx="5702400" cy="3200400"/>
+            <wp:extent cx="5702300" cy="3200400"/>
+            <wp:effectExtent l="0" t="0" r="12700" b="0"/>
             <wp:docPr id="1" name="Picture 1"/>
+            <wp:cNvGraphicFramePr/>
             <a:graphic xmlns:a="http://schemas.openxmlformats.org/drawingml/2006/main">
               <a:graphicData uri="http://schemas.openxmlformats.org/drawingml/2006/picture">
                 <pic:pic xmlns:pic="http://schemas.openxmlformats.org/drawingml/2006/picture">
                   <pic:nvPicPr>
-                    <pic:cNvPr id="0" name="Image1"/>
+                    <pic:cNvPr id="1" name="Picture 1"/>
                     <pic:cNvPicPr/>
                   </pic:nvPicPr>
                   <pic:blipFill>
-                    <a:blip r:embed="rIdImg1"/>
+                    <a:blip r:embed="rId4"/>
                     <a:stretch>
                       <a:fillRect/>
                     </a:stretch>
@@ -74,17 +76,19 @@
       <w:r>
         <w:drawing>
           <wp:inline distT="0" distB="0" distL="0" distR="0">
-            <wp:extent cx="5702400" cy="3200400"/>
+            <wp:extent cx="5702300" cy="3200400"/>
+            <wp:effectExtent l="0" t="0" r="12700" b="0"/>
             <wp:docPr id="2" name="Picture 2"/>
+            <wp:cNvGraphicFramePr/>
             <a:graphic xmlns:a="http://schemas.openxmlformats.org/drawingml/2006/main">
               <a:graphicData uri="http://schemas.openxmlformats.org/drawingml/2006/picture">
                 <pic:pic xmlns:pic="http://schemas.openxmlformats.org/drawingml/2006/picture">
                   <pic:nvPicPr>
-                    <pic:cNvPr id="0" name="Image2"/>
+                    <pic:cNvPr id="2" name="Picture 2"/>
                     <pic:cNvPicPr/>
                   </pic:nvPicPr>
                   <pic:blipFill>
-                    <a:blip r:embed="rIdImg2"/>
+                    <a:blip r:embed="rId5"/>
                     <a:stretch>
                       <a:fillRect/>
                     </a:stretch>
@@ -112,17 +116,19 @@
       <w:r>
         <w:drawing>
           <wp:inline distT="0" distB="0" distL="0" distR="0">
-            <wp:extent cx="5702400" cy="3200400"/>
+            <wp:extent cx="5702300" cy="3200400"/>
+            <wp:effectExtent l="0" t="0" r="12700" b="0"/>
             <wp:docPr id="3" name="Picture 3"/>
+            <wp:cNvGraphicFramePr/>
             <a:graphic xmlns:a="http://schemas.openxmlformats.org/drawingml/2006/main">
               <a:graphicData uri="http://schemas.openxmlformats.org/drawingml/2006/picture">
                 <pic:pic xmlns:pic="http://schemas.openxmlformats.org/drawingml/2006/picture">
                   <pic:nvPicPr>
-                    <pic:cNvPr id="0" name="Image3"/>
+                    <pic:cNvPr id="3" name="Picture 3"/>
                     <pic:cNvPicPr/>
                   </pic:nvPicPr>
                   <pic:blipFill>
-                    <a:blip r:embed="rIdImg3"/>
+                    <a:blip r:embed="rId6"/>
                     <a:stretch>
                       <a:fillRect/>
                     </a:stretch>
@@ -150,17 +156,19 @@
       <w:r>
         <w:drawing>
           <wp:inline distT="0" distB="0" distL="0" distR="0">
-            <wp:extent cx="5702400" cy="3200400"/>
+            <wp:extent cx="5702300" cy="3200400"/>
+            <wp:effectExtent l="0" t="0" r="12700" b="0"/>
             <wp:docPr id="4" name="Picture 4"/>
+            <wp:cNvGraphicFramePr/>
             <a:graphic xmlns:a="http://schemas.openxmlformats.org/drawingml/2006/main">
               <a:graphicData uri="http://schemas.openxmlformats.org/drawingml/2006/picture">
                 <pic:pic xmlns:pic="http://schemas.openxmlformats.org/drawingml/2006/picture">
                   <pic:nvPicPr>
-                    <pic:cNvPr id="0" name="Image4"/>
+                    <pic:cNvPr id="4" name="Picture 4"/>
                     <pic:cNvPicPr/>
                   </pic:nvPicPr>
                   <pic:blipFill>
-                    <a:blip r:embed="rIdImg4"/>
+                    <a:blip r:embed="rId7"/>
                     <a:stretch>
                       <a:fillRect/>
                     </a:stretch>
@@ -182,17 +190,16 @@
       </w:r>
     </w:p>
     <w:p>
-      <w:pPr/>
-      <w:r>
-        <w:t xml:space="preserve">(2).配置jdk环境</w:t>
-      </w:r>
-    </w:p>
-    <w:p>
-      <w:pPr>
-        <w:pStyle w:val="Heading5"/>
-      </w:pPr>
-      <w:r>
-        <w:t xml:space="preserve">(3).导入sql脚本</w:t>
+      <w:r>
+        <w:t>(2).配置jdk环境</w:t>
+      </w:r>
+    </w:p>
+    <w:p>
+      <w:pPr>
+        <w:pStyle w:val="6"/>
+      </w:pPr>
+      <w:r>
+        <w:t>(3).导入sql脚本</w:t>
       </w:r>
     </w:p>
     <w:p>
@@ -202,17 +209,19 @@
       <w:r>
         <w:drawing>
           <wp:inline distT="0" distB="0" distL="0" distR="0">
-            <wp:extent cx="5702400" cy="3200400"/>
+            <wp:extent cx="5702300" cy="3200400"/>
+            <wp:effectExtent l="0" t="0" r="12700" b="0"/>
             <wp:docPr id="5" name="Picture 5"/>
+            <wp:cNvGraphicFramePr/>
             <a:graphic xmlns:a="http://schemas.openxmlformats.org/drawingml/2006/main">
               <a:graphicData uri="http://schemas.openxmlformats.org/drawingml/2006/picture">
                 <pic:pic xmlns:pic="http://schemas.openxmlformats.org/drawingml/2006/picture">
                   <pic:nvPicPr>
-                    <pic:cNvPr id="0" name="Image5"/>
+                    <pic:cNvPr id="5" name="Picture 5"/>
                     <pic:cNvPicPr/>
                   </pic:nvPicPr>
                   <pic:blipFill>
-                    <a:blip r:embed="rIdImg5"/>
+                    <a:blip r:embed="rId8"/>
                     <a:stretch>
                       <a:fillRect/>
                     </a:stretch>
@@ -240,17 +249,19 @@
       <w:r>
         <w:drawing>
           <wp:inline distT="0" distB="0" distL="0" distR="0">
-            <wp:extent cx="5702400" cy="3200400"/>
+            <wp:extent cx="5702300" cy="3200400"/>
+            <wp:effectExtent l="0" t="0" r="12700" b="0"/>
             <wp:docPr id="6" name="Picture 6"/>
+            <wp:cNvGraphicFramePr/>
             <a:graphic xmlns:a="http://schemas.openxmlformats.org/drawingml/2006/main">
               <a:graphicData uri="http://schemas.openxmlformats.org/drawingml/2006/picture">
                 <pic:pic xmlns:pic="http://schemas.openxmlformats.org/drawingml/2006/picture">
                   <pic:nvPicPr>
-                    <pic:cNvPr id="0" name="Image6"/>
+                    <pic:cNvPr id="6" name="Picture 6"/>
                     <pic:cNvPicPr/>
                   </pic:nvPicPr>
                   <pic:blipFill>
-                    <a:blip r:embed="rIdImg6"/>
+                    <a:blip r:embed="rId9"/>
                     <a:stretch>
                       <a:fillRect/>
                     </a:stretch>
@@ -273,37 +284,37 @@
     </w:p>
     <w:p>
       <w:pPr>
-        <w:pStyle w:val="Heading3"/>
-      </w:pPr>
-      <w:r>
-        <w:t xml:space="preserve">2.在配置好必备组件以及环境我们终于可以开始我们的项目，但是打开项目的我们略显无措，于是乎我们又放慢脚步学习前后端分离的项目结构，了解前后端如何交互，后端如何操作数据库</w:t>
-      </w:r>
-    </w:p>
-    <w:p>
-      <w:pPr>
-        <w:pStyle w:val="Heading1"/>
+        <w:pStyle w:val="4"/>
+      </w:pPr>
+      <w:r>
+        <w:t>2.在配置好必备组件以及环境我们终于可以开始我们的项目，但是打开项目的我们略显无措，于是乎我们又放慢脚步学习前后端分离的项目结构，了解前后端如何交互，后端如何操作数据库</w:t>
+      </w:r>
+    </w:p>
+    <w:p>
+      <w:pPr>
+        <w:pStyle w:val="2"/>
         <w:pBdr>
-          <w:bottom w:val="single" w:sz="8" w:space="4" w:color="4472C4"/>
+          <w:bottom w:val="single" w:color="4472C4" w:sz="8" w:space="4"/>
         </w:pBdr>
       </w:pPr>
       <w:r>
-        <w:t xml:space="preserve">6.2</w:t>
-      </w:r>
-    </w:p>
-    <w:p>
-      <w:pPr>
-        <w:pStyle w:val="Heading3"/>
-      </w:pPr>
-      <w:r>
-        <w:t xml:space="preserve">1.在昨天一日的学习里我们对于这个项目有了基础的了解，我们经过研究决定先进行前端的开发，于是我们便先去学习了如何创建vue项目</w:t>
-      </w:r>
-    </w:p>
-    <w:p>
-      <w:pPr>
-        <w:pStyle w:val="Heading5"/>
-      </w:pPr>
-      <w:r>
-        <w:t xml:space="preserve">(1).学习了如何去配置路由</w:t>
+        <w:t>6.2</w:t>
+      </w:r>
+    </w:p>
+    <w:p>
+      <w:pPr>
+        <w:pStyle w:val="4"/>
+      </w:pPr>
+      <w:r>
+        <w:t>1.在昨天一日的学习里我们对于这个项目有了基础的了解，我们经过研究决定先进行前端的开发，于是我们便先去学习了如何创建vue项目</w:t>
+      </w:r>
+    </w:p>
+    <w:p>
+      <w:pPr>
+        <w:pStyle w:val="6"/>
+      </w:pPr>
+      <w:r>
+        <w:t>(1).学习了如何去配置路由</w:t>
       </w:r>
     </w:p>
     <w:p>
@@ -313,17 +324,19 @@
       <w:r>
         <w:drawing>
           <wp:inline distT="0" distB="0" distL="0" distR="0">
-            <wp:extent cx="5702400" cy="3200400"/>
+            <wp:extent cx="5702300" cy="3200400"/>
+            <wp:effectExtent l="0" t="0" r="12700" b="0"/>
             <wp:docPr id="7" name="Picture 7"/>
+            <wp:cNvGraphicFramePr/>
             <a:graphic xmlns:a="http://schemas.openxmlformats.org/drawingml/2006/main">
               <a:graphicData uri="http://schemas.openxmlformats.org/drawingml/2006/picture">
                 <pic:pic xmlns:pic="http://schemas.openxmlformats.org/drawingml/2006/picture">
                   <pic:nvPicPr>
-                    <pic:cNvPr id="0" name="Image7"/>
+                    <pic:cNvPr id="7" name="Picture 7"/>
                     <pic:cNvPicPr/>
                   </pic:nvPicPr>
                   <pic:blipFill>
-                    <a:blip r:embed="rIdImg7"/>
+                    <a:blip r:embed="rId10"/>
                     <a:stretch>
                       <a:fillRect/>
                     </a:stretch>
@@ -346,10 +359,10 @@
     </w:p>
     <w:p>
       <w:pPr>
-        <w:pStyle w:val="Heading5"/>
-      </w:pPr>
-      <w:r>
-        <w:t xml:space="preserve">(2).使用element plus组件创建的404页面</w:t>
+        <w:pStyle w:val="6"/>
+      </w:pPr>
+      <w:r>
+        <w:t>(2).使用element plus组件创建的404页面</w:t>
       </w:r>
     </w:p>
     <w:p>
@@ -359,17 +372,19 @@
       <w:r>
         <w:drawing>
           <wp:inline distT="0" distB="0" distL="0" distR="0">
-            <wp:extent cx="5702400" cy="3200400"/>
+            <wp:extent cx="5702300" cy="3200400"/>
+            <wp:effectExtent l="0" t="0" r="12700" b="0"/>
             <wp:docPr id="8" name="Picture 8"/>
+            <wp:cNvGraphicFramePr/>
             <a:graphic xmlns:a="http://schemas.openxmlformats.org/drawingml/2006/main">
               <a:graphicData uri="http://schemas.openxmlformats.org/drawingml/2006/picture">
                 <pic:pic xmlns:pic="http://schemas.openxmlformats.org/drawingml/2006/picture">
                   <pic:nvPicPr>
-                    <pic:cNvPr id="0" name="Image8"/>
+                    <pic:cNvPr id="8" name="Picture 8"/>
                     <pic:cNvPicPr/>
                   </pic:nvPicPr>
                   <pic:blipFill>
-                    <a:blip r:embed="rIdImg8"/>
+                    <a:blip r:embed="rId11"/>
                     <a:stretch>
                       <a:fillRect/>
                     </a:stretch>
@@ -391,9 +406,8 @@
       </w:r>
     </w:p>
     <w:p>
-      <w:pPr/>
-      <w:r>
-        <w:t xml:space="preserve">(代码展示)</w:t>
+      <w:r>
+        <w:t>(代码展示)</w:t>
       </w:r>
     </w:p>
     <w:p>
@@ -403,17 +417,19 @@
       <w:r>
         <w:drawing>
           <wp:inline distT="0" distB="0" distL="0" distR="0">
-            <wp:extent cx="5702400" cy="3200400"/>
+            <wp:extent cx="5702300" cy="3200400"/>
+            <wp:effectExtent l="0" t="0" r="12700" b="0"/>
             <wp:docPr id="9" name="Picture 9"/>
+            <wp:cNvGraphicFramePr/>
             <a:graphic xmlns:a="http://schemas.openxmlformats.org/drawingml/2006/main">
               <a:graphicData uri="http://schemas.openxmlformats.org/drawingml/2006/picture">
                 <pic:pic xmlns:pic="http://schemas.openxmlformats.org/drawingml/2006/picture">
                   <pic:nvPicPr>
-                    <pic:cNvPr id="0" name="Image9"/>
+                    <pic:cNvPr id="9" name="Picture 9"/>
                     <pic:cNvPicPr/>
                   </pic:nvPicPr>
                   <pic:blipFill>
-                    <a:blip r:embed="rIdImg9"/>
+                    <a:blip r:embed="rId12"/>
                     <a:stretch>
                       <a:fillRect/>
                     </a:stretch>
@@ -435,68 +451,67 @@
       </w:r>
     </w:p>
     <w:p>
-      <w:pPr/>
-      <w:r>
-        <w:t xml:space="preserve">(运行结果展示)</w:t>
-      </w:r>
-    </w:p>
-    <w:p>
-      <w:pPr>
-        <w:pStyle w:val="Heading5"/>
-      </w:pPr>
-      <w:r>
-        <w:t xml:space="preserve">(3).学习widin css让我们的页面更加丰富</w:t>
-      </w:r>
-    </w:p>
-    <w:p>
-      <w:pPr>
-        <w:pStyle w:val="Heading1"/>
+      <w:r>
+        <w:t>(运行结果展示)</w:t>
+      </w:r>
+    </w:p>
+    <w:p>
+      <w:pPr>
+        <w:pStyle w:val="6"/>
+      </w:pPr>
+      <w:r>
+        <w:t>(3).学习widin css让我们的页面更加丰富</w:t>
+      </w:r>
+    </w:p>
+    <w:p>
+      <w:pPr>
+        <w:pStyle w:val="2"/>
         <w:pBdr>
-          <w:bottom w:val="single" w:sz="8" w:space="4" w:color="4472C4"/>
+          <w:bottom w:val="single" w:color="4472C4" w:sz="8" w:space="4"/>
         </w:pBdr>
       </w:pPr>
       <w:r>
-        <w:t xml:space="preserve">6.3</w:t>
-      </w:r>
-    </w:p>
-    <w:p>
-      <w:pPr>
-        <w:pStyle w:val="Heading3"/>
-      </w:pPr>
-      <w:r>
-        <w:t xml:space="preserve">1.今天我们遇到了项目里的一个终极大难题--响应式布局</w:t>
-      </w:r>
-    </w:p>
-    <w:p>
-      <w:pPr>
-        <w:pStyle w:val="Heading5"/>
-      </w:pPr>
-      <w:r>
-        <w:t xml:space="preserve">(1).网页占不满格栅</w:t>
-      </w:r>
-    </w:p>
-    <w:p>
-      <w:pPr>
-        <w:pStyle w:val="Heading5"/>
-      </w:pPr>
-      <w:r>
-        <w:t xml:space="preserve">(2).文字被压缩成竖向排列的窄条</w:t>
-      </w:r>
-    </w:p>
-    <w:p>
-      <w:pPr>
-        <w:pStyle w:val="Heading5"/>
-      </w:pPr>
-      <w:r>
-        <w:t xml:space="preserve">解决方法</w:t>
-      </w:r>
-    </w:p>
-    <w:p>
-      <w:pPr>
-        <w:pStyle w:val="Heading5"/>
-      </w:pPr>
-      <w:r>
-        <w:t xml:space="preserve">修改配置文件默认格局</w:t>
+        <w:t>6.3</w:t>
+      </w:r>
+    </w:p>
+    <w:p>
+      <w:pPr>
+        <w:pStyle w:val="4"/>
+      </w:pPr>
+      <w:r>
+        <w:t>1.今天我们遇到了项目里的一个终极大难题--响应式布局</w:t>
+      </w:r>
+    </w:p>
+    <w:p>
+      <w:pPr>
+        <w:pStyle w:val="6"/>
+      </w:pPr>
+      <w:r>
+        <w:t>(1).网页占不满格栅</w:t>
+      </w:r>
+    </w:p>
+    <w:p>
+      <w:pPr>
+        <w:pStyle w:val="6"/>
+      </w:pPr>
+      <w:r>
+        <w:t>(2).文字被压缩成竖向排列的窄条</w:t>
+      </w:r>
+    </w:p>
+    <w:p>
+      <w:pPr>
+        <w:pStyle w:val="6"/>
+      </w:pPr>
+      <w:r>
+        <w:t>解决方法</w:t>
+      </w:r>
+    </w:p>
+    <w:p>
+      <w:pPr>
+        <w:pStyle w:val="6"/>
+      </w:pPr>
+      <w:r>
+        <w:t>修改配置文件默认格局</w:t>
       </w:r>
     </w:p>
     <w:p>
@@ -506,17 +521,19 @@
       <w:r>
         <w:drawing>
           <wp:inline distT="0" distB="0" distL="0" distR="0">
-            <wp:extent cx="5702400" cy="3200400"/>
+            <wp:extent cx="5702300" cy="3200400"/>
+            <wp:effectExtent l="0" t="0" r="12700" b="0"/>
             <wp:docPr id="10" name="Picture 10"/>
+            <wp:cNvGraphicFramePr/>
             <a:graphic xmlns:a="http://schemas.openxmlformats.org/drawingml/2006/main">
               <a:graphicData uri="http://schemas.openxmlformats.org/drawingml/2006/picture">
                 <pic:pic xmlns:pic="http://schemas.openxmlformats.org/drawingml/2006/picture">
                   <pic:nvPicPr>
-                    <pic:cNvPr id="0" name="Image10"/>
+                    <pic:cNvPr id="10" name="Picture 10"/>
                     <pic:cNvPicPr/>
                   </pic:nvPicPr>
                   <pic:blipFill>
-                    <a:blip r:embed="rIdImg10"/>
+                    <a:blip r:embed="rId13"/>
                     <a:stretch>
                       <a:fillRect/>
                     </a:stretch>
@@ -544,17 +561,19 @@
       <w:r>
         <w:drawing>
           <wp:inline distT="0" distB="0" distL="0" distR="0">
-            <wp:extent cx="5702400" cy="3200400"/>
+            <wp:extent cx="5702300" cy="3200400"/>
+            <wp:effectExtent l="0" t="0" r="12700" b="0"/>
             <wp:docPr id="11" name="Picture 11"/>
+            <wp:cNvGraphicFramePr/>
             <a:graphic xmlns:a="http://schemas.openxmlformats.org/drawingml/2006/main">
               <a:graphicData uri="http://schemas.openxmlformats.org/drawingml/2006/picture">
                 <pic:pic xmlns:pic="http://schemas.openxmlformats.org/drawingml/2006/picture">
                   <pic:nvPicPr>
-                    <pic:cNvPr id="0" name="Image11"/>
+                    <pic:cNvPr id="11" name="Picture 11"/>
                     <pic:cNvPicPr/>
                   </pic:nvPicPr>
                   <pic:blipFill>
-                    <a:blip r:embed="rIdImg11"/>
+                    <a:blip r:embed="rId14"/>
                     <a:stretch>
                       <a:fillRect/>
                     </a:stretch>
@@ -582,17 +601,19 @@
       <w:r>
         <w:drawing>
           <wp:inline distT="0" distB="0" distL="0" distR="0">
-            <wp:extent cx="5702400" cy="3200400"/>
+            <wp:extent cx="5702300" cy="3200400"/>
+            <wp:effectExtent l="0" t="0" r="12700" b="0"/>
             <wp:docPr id="12" name="Picture 12"/>
+            <wp:cNvGraphicFramePr/>
             <a:graphic xmlns:a="http://schemas.openxmlformats.org/drawingml/2006/main">
               <a:graphicData uri="http://schemas.openxmlformats.org/drawingml/2006/picture">
                 <pic:pic xmlns:pic="http://schemas.openxmlformats.org/drawingml/2006/picture">
                   <pic:nvPicPr>
-                    <pic:cNvPr id="0" name="Image12"/>
+                    <pic:cNvPr id="12" name="Picture 12"/>
                     <pic:cNvPicPr/>
                   </pic:nvPicPr>
                   <pic:blipFill>
-                    <a:blip r:embed="rIdImg12"/>
+                    <a:blip r:embed="rId15"/>
                     <a:stretch>
                       <a:fillRect/>
                     </a:stretch>
@@ -620,17 +641,19 @@
       <w:r>
         <w:drawing>
           <wp:inline distT="0" distB="0" distL="0" distR="0">
-            <wp:extent cx="5702400" cy="3200400"/>
+            <wp:extent cx="5702300" cy="3200400"/>
+            <wp:effectExtent l="0" t="0" r="12700" b="0"/>
             <wp:docPr id="13" name="Picture 13"/>
+            <wp:cNvGraphicFramePr/>
             <a:graphic xmlns:a="http://schemas.openxmlformats.org/drawingml/2006/main">
               <a:graphicData uri="http://schemas.openxmlformats.org/drawingml/2006/picture">
                 <pic:pic xmlns:pic="http://schemas.openxmlformats.org/drawingml/2006/picture">
                   <pic:nvPicPr>
-                    <pic:cNvPr id="0" name="Image13"/>
+                    <pic:cNvPr id="13" name="Picture 13"/>
                     <pic:cNvPicPr/>
                   </pic:nvPicPr>
                   <pic:blipFill>
-                    <a:blip r:embed="rIdImg13"/>
+                    <a:blip r:embed="rId16"/>
                     <a:stretch>
                       <a:fillRect/>
                     </a:stretch>
@@ -653,29 +676,21 @@
     </w:p>
     <w:p>
       <w:pPr>
-        <w:pStyle w:val="Heading1"/>
+        <w:pStyle w:val="2"/>
         <w:pBdr>
-          <w:bottom w:val="single" w:sz="8" w:space="4" w:color="4472C4"/>
+          <w:bottom w:val="single" w:color="4472C4" w:sz="8" w:space="4"/>
         </w:pBdr>
       </w:pPr>
       <w:r>
-        <w:t xml:space="preserve">6.4</w:t>
-      </w:r>
-    </w:p>
-    <w:p>
-      <w:pPr>
-        <w:pStyle w:val="Heading3"/>
-      </w:pPr>
-      <w:r>
-        <w:t xml:space="preserve">1.学习springboot后端框架如何使用</w:t>
-      </w:r>
-    </w:p>
-    <w:p>
-      <w:pPr>
-        <w:pStyle w:val="Heading3"/>
-      </w:pPr>
-      <w:r>
-        <w:t xml:space="preserve">[IMG:https://cdn.nlark.com/yuque/0/2026/png/69251512/1781232964272-841172fd-d426-49b9-a691-082db9d2b01f.png]</w:t>
+        <w:t>6.4</w:t>
+      </w:r>
+    </w:p>
+    <w:p>
+      <w:pPr>
+        <w:pStyle w:val="4"/>
+      </w:pPr>
+      <w:r>
+        <w:t>1.学习springboot后端框架如何使用</w:t>
       </w:r>
     </w:p>
     <w:p>
@@ -685,17 +700,19 @@
       <w:r>
         <w:drawing>
           <wp:inline distT="0" distB="0" distL="0" distR="0">
-            <wp:extent cx="5702400" cy="3200400"/>
+            <wp:extent cx="5702300" cy="3200400"/>
+            <wp:effectExtent l="0" t="0" r="12700" b="0"/>
             <wp:docPr id="14" name="Picture 14"/>
+            <wp:cNvGraphicFramePr/>
             <a:graphic xmlns:a="http://schemas.openxmlformats.org/drawingml/2006/main">
               <a:graphicData uri="http://schemas.openxmlformats.org/drawingml/2006/picture">
                 <pic:pic xmlns:pic="http://schemas.openxmlformats.org/drawingml/2006/picture">
                   <pic:nvPicPr>
-                    <pic:cNvPr id="0" name="Image14"/>
+                    <pic:cNvPr id="14" name="Picture 14"/>
                     <pic:cNvPicPr/>
                   </pic:nvPicPr>
                   <pic:blipFill>
-                    <a:blip r:embed="rIdImg14"/>
+                    <a:blip r:embed="rId17"/>
                     <a:stretch>
                       <a:fillRect/>
                     </a:stretch>
@@ -723,17 +740,19 @@
       <w:r>
         <w:drawing>
           <wp:inline distT="0" distB="0" distL="0" distR="0">
-            <wp:extent cx="5702400" cy="3200400"/>
+            <wp:extent cx="5702300" cy="3200400"/>
+            <wp:effectExtent l="0" t="0" r="12700" b="0"/>
             <wp:docPr id="15" name="Picture 15"/>
+            <wp:cNvGraphicFramePr/>
             <a:graphic xmlns:a="http://schemas.openxmlformats.org/drawingml/2006/main">
               <a:graphicData uri="http://schemas.openxmlformats.org/drawingml/2006/picture">
                 <pic:pic xmlns:pic="http://schemas.openxmlformats.org/drawingml/2006/picture">
                   <pic:nvPicPr>
-                    <pic:cNvPr id="0" name="Image15"/>
+                    <pic:cNvPr id="15" name="Picture 15"/>
                     <pic:cNvPicPr/>
                   </pic:nvPicPr>
                   <pic:blipFill>
-                    <a:blip r:embed="rIdImg15"/>
+                    <a:blip r:embed="rId18"/>
                     <a:stretch>
                       <a:fillRect/>
                     </a:stretch>
@@ -755,58 +774,52 @@
       </w:r>
     </w:p>
     <w:p>
-      <w:pPr/>
-      <w:r>
-        <w:t xml:space="preserve">2.学习了mybatis plus和数据库如何连接操作一般来说，后端就是分的controller、service、mapper三层</w:t>
-      </w:r>
-    </w:p>
-    <w:p>
-      <w:pPr/>
-      <w:r>
-        <w:t xml:space="preserve">controller（接口层）：负责前端请求的接收与响应。</w:t>
-      </w:r>
-    </w:p>
-    <w:p>
-      <w:pPr/>
-      <w:r>
-        <w:t xml:space="preserve">service（业务逻辑层）：负责业务逻辑处理，往往就是接收controller传递过来的参数、调用mapper持久化层完成各种不一样的逻辑处理，处理完成再转发回controller，controller再转发回前端。</w:t>
-      </w:r>
-    </w:p>
-    <w:p>
-      <w:pPr/>
-      <w:r>
-        <w:t xml:space="preserve">mapper（持久化层）：负责与数据库打交道。往往一个业务功能的本质就是对于不同数据的增删改查。</w:t>
-      </w:r>
-    </w:p>
-    <w:p>
-      <w:pPr>
-        <w:pStyle w:val="Heading1"/>
+      <w:r>
+        <w:t>2.学习了mybatis plus和数据库如何连接操作一般来说，后端就是分的controller、service、mapper三层</w:t>
+      </w:r>
+    </w:p>
+    <w:p>
+      <w:r>
+        <w:t>controller（接口层）：负责前端请求的接收与响应。</w:t>
+      </w:r>
+    </w:p>
+    <w:p>
+      <w:r>
+        <w:t>service（业务逻辑层）：负责业务逻辑处理，往往就是接收controller传递过来的参数、调用mapper持久化层完成各种不一样的逻辑处理，处理完成再转发回controller，controller再转发回前端。</w:t>
+      </w:r>
+    </w:p>
+    <w:p>
+      <w:r>
+        <w:t>mapper（持久化层）：负责与数据库打交道。往往一个业务功能的本质就是对于不同数据的增删改查。</w:t>
+      </w:r>
+    </w:p>
+    <w:p>
+      <w:pPr>
+        <w:pStyle w:val="2"/>
         <w:pBdr>
-          <w:bottom w:val="single" w:sz="8" w:space="4" w:color="4472C4"/>
+          <w:bottom w:val="single" w:color="4472C4" w:sz="8" w:space="4"/>
         </w:pBdr>
       </w:pPr>
       <w:r>
-        <w:t xml:space="preserve">6.5</w:t>
-      </w:r>
-    </w:p>
-    <w:p>
-      <w:pPr>
-        <w:pStyle w:val="Heading3"/>
-      </w:pPr>
-      <w:r>
-        <w:t xml:space="preserve">1.时代的变迁！启航，大AI时代！</w:t>
-      </w:r>
-    </w:p>
-    <w:p>
-      <w:pPr/>
-      <w:r>
-        <w:t xml:space="preserve">在今天我们接触到了claude code，宛如张三丰学会太极拳，神功大成，这对于我们无疑是锦上添花，如虎添翼，画龙点睛，接触下来有了全新的体验，付费有他付费的道理！</w:t>
-      </w:r>
-    </w:p>
-    <w:p>
-      <w:pPr/>
-      <w:r>
-        <w:t xml:space="preserve">现在流行vibe coding 氛围编程，我们紧跟时代潮流，先设计数据库结构，后端接口，前端框架，在拥有一定的编程能力的前提下用AI大幅提升效率，去其糟粕，取其精华。</w:t>
+        <w:t>6.5</w:t>
+      </w:r>
+    </w:p>
+    <w:p>
+      <w:pPr>
+        <w:pStyle w:val="4"/>
+      </w:pPr>
+      <w:r>
+        <w:t>1.时代的变迁！启航，大AI时代！</w:t>
+      </w:r>
+    </w:p>
+    <w:p>
+      <w:r>
+        <w:t>在今天我们接触到了claude code，宛如张三丰学会太极拳，神功大成，这对于我们无疑是锦上添花，如虎添翼，画龙点睛，接触下来有了全新的体验，付费有他付费的道理！</w:t>
+      </w:r>
+    </w:p>
+    <w:p>
+      <w:r>
+        <w:t>现在流行vibe coding 氛围编程，我们紧跟时代潮流，先设计数据库结构，后端接口，前端框架，在拥有一定的编程能力的前提下用AI大幅提升效率，去其糟粕，取其精华。</w:t>
       </w:r>
     </w:p>
     <w:p>
@@ -816,17 +829,19 @@
       <w:r>
         <w:drawing>
           <wp:inline distT="0" distB="0" distL="0" distR="0">
-            <wp:extent cx="5702400" cy="3200400"/>
+            <wp:extent cx="5702300" cy="3200400"/>
+            <wp:effectExtent l="0" t="0" r="12700" b="0"/>
             <wp:docPr id="16" name="Picture 16"/>
+            <wp:cNvGraphicFramePr/>
             <a:graphic xmlns:a="http://schemas.openxmlformats.org/drawingml/2006/main">
               <a:graphicData uri="http://schemas.openxmlformats.org/drawingml/2006/picture">
                 <pic:pic xmlns:pic="http://schemas.openxmlformats.org/drawingml/2006/picture">
                   <pic:nvPicPr>
-                    <pic:cNvPr id="0" name="Image16"/>
+                    <pic:cNvPr id="16" name="Picture 16"/>
                     <pic:cNvPicPr/>
                   </pic:nvPicPr>
                   <pic:blipFill>
-                    <a:blip r:embed="rIdImg16"/>
+                    <a:blip r:embed="rId19"/>
                     <a:stretch>
                       <a:fillRect/>
                     </a:stretch>
@@ -848,9 +863,8 @@
       </w:r>
     </w:p>
     <w:p>
-      <w:pPr/>
-      <w:r>
-        <w:t xml:space="preserve">这是我们的高级货后台的用量信息，也是非常的不错</w:t>
+      <w:r>
+        <w:t>这是我们的高级货后台的用量信息，也是非常的不错</w:t>
       </w:r>
     </w:p>
     <w:p>
@@ -860,17 +874,19 @@
       <w:r>
         <w:drawing>
           <wp:inline distT="0" distB="0" distL="0" distR="0">
-            <wp:extent cx="5702400" cy="3200400"/>
+            <wp:extent cx="5702300" cy="3200400"/>
+            <wp:effectExtent l="0" t="0" r="12700" b="0"/>
             <wp:docPr id="17" name="Picture 17"/>
+            <wp:cNvGraphicFramePr/>
             <a:graphic xmlns:a="http://schemas.openxmlformats.org/drawingml/2006/main">
               <a:graphicData uri="http://schemas.openxmlformats.org/drawingml/2006/picture">
                 <pic:pic xmlns:pic="http://schemas.openxmlformats.org/drawingml/2006/picture">
                   <pic:nvPicPr>
-                    <pic:cNvPr id="0" name="Image17"/>
+                    <pic:cNvPr id="17" name="Picture 17"/>
                     <pic:cNvPicPr/>
                   </pic:nvPicPr>
                   <pic:blipFill>
-                    <a:blip r:embed="rIdImg17"/>
+                    <a:blip r:embed="rId20"/>
                     <a:stretch>
                       <a:fillRect/>
                     </a:stretch>
@@ -893,21 +909,21 @@
     </w:p>
     <w:p>
       <w:pPr>
-        <w:pStyle w:val="Heading1"/>
+        <w:pStyle w:val="2"/>
         <w:pBdr>
-          <w:bottom w:val="single" w:sz="8" w:space="4" w:color="4472C4"/>
+          <w:bottom w:val="single" w:color="4472C4" w:sz="8" w:space="4"/>
         </w:pBdr>
       </w:pPr>
       <w:r>
-        <w:t xml:space="preserve">6.8</w:t>
-      </w:r>
-    </w:p>
-    <w:p>
-      <w:pPr>
-        <w:pStyle w:val="Heading3"/>
-      </w:pPr>
-      <w:r>
-        <w:t xml:space="preserve">1.在前一周的努力下，电商平台系统已经初具雏形，在此基础上我们今日优化了商城系统的逻辑，之前逻辑十分的杂乱，供应商，商家，商品，用户糅杂在一起，难以维护，优化后的系统仅保留商品，用户，管理员三个实体。</w:t>
+        <w:t>6.8</w:t>
+      </w:r>
+    </w:p>
+    <w:p>
+      <w:pPr>
+        <w:pStyle w:val="4"/>
+      </w:pPr>
+      <w:r>
+        <w:t>1.在前一周的努力下，电商平台系统已经初具雏形，在此基础上我们今日优化了商城系统的逻辑，之前逻辑十分的杂乱，供应商，商家，商品，用户糅杂在一起，难以维护，优化后的系统仅保留商品，用户，管理员三个实体。</w:t>
       </w:r>
     </w:p>
     <w:p>
@@ -917,17 +933,19 @@
       <w:r>
         <w:drawing>
           <wp:inline distT="0" distB="0" distL="0" distR="0">
-            <wp:extent cx="5702400" cy="3200400"/>
+            <wp:extent cx="5702300" cy="3200400"/>
+            <wp:effectExtent l="0" t="0" r="12700" b="0"/>
             <wp:docPr id="18" name="Picture 18"/>
+            <wp:cNvGraphicFramePr/>
             <a:graphic xmlns:a="http://schemas.openxmlformats.org/drawingml/2006/main">
               <a:graphicData uri="http://schemas.openxmlformats.org/drawingml/2006/picture">
                 <pic:pic xmlns:pic="http://schemas.openxmlformats.org/drawingml/2006/picture">
                   <pic:nvPicPr>
-                    <pic:cNvPr id="0" name="Image18"/>
+                    <pic:cNvPr id="18" name="Picture 18"/>
                     <pic:cNvPicPr/>
                   </pic:nvPicPr>
                   <pic:blipFill>
-                    <a:blip r:embed="rIdImg18"/>
+                    <a:blip r:embed="rId21"/>
                     <a:stretch>
                       <a:fillRect/>
                     </a:stretch>
@@ -950,10 +968,10 @@
     </w:p>
     <w:p>
       <w:pPr>
-        <w:pStyle w:val="Heading3"/>
-      </w:pPr>
-      <w:r>
-        <w:t xml:space="preserve">2.此外我们优化了画面设置，重制了导航页格局，将导航页拆分为侧栏AsideMenu和主要内容区ActualContent，更加简洁引导性更强。</w:t>
+        <w:pStyle w:val="4"/>
+      </w:pPr>
+      <w:r>
+        <w:t>2.此外我们优化了画面设置，重制了导航页格局，将导航页拆分为侧栏AsideMenu和主要内容区ActualContent，更加简洁引导性更强。</w:t>
       </w:r>
     </w:p>
     <w:p>
@@ -963,17 +981,19 @@
       <w:r>
         <w:drawing>
           <wp:inline distT="0" distB="0" distL="0" distR="0">
-            <wp:extent cx="5702400" cy="3200400"/>
+            <wp:extent cx="5702300" cy="3200400"/>
+            <wp:effectExtent l="0" t="0" r="12700" b="0"/>
             <wp:docPr id="19" name="Picture 19"/>
+            <wp:cNvGraphicFramePr/>
             <a:graphic xmlns:a="http://schemas.openxmlformats.org/drawingml/2006/main">
               <a:graphicData uri="http://schemas.openxmlformats.org/drawingml/2006/picture">
                 <pic:pic xmlns:pic="http://schemas.openxmlformats.org/drawingml/2006/picture">
                   <pic:nvPicPr>
-                    <pic:cNvPr id="0" name="Image19"/>
+                    <pic:cNvPr id="19" name="Picture 19"/>
                     <pic:cNvPicPr/>
                   </pic:nvPicPr>
                   <pic:blipFill>
-                    <a:blip r:embed="rIdImg19"/>
+                    <a:blip r:embed="rId22"/>
                     <a:stretch>
                       <a:fillRect/>
                     </a:stretch>
@@ -996,47 +1016,68 @@
     </w:p>
     <w:p>
       <w:pPr>
-        <w:pStyle w:val="Heading1"/>
+        <w:pStyle w:val="2"/>
         <w:pBdr>
-          <w:bottom w:val="single" w:sz="8" w:space="4" w:color="4472C4"/>
+          <w:bottom w:val="single" w:color="4472C4" w:sz="8" w:space="4"/>
         </w:pBdr>
       </w:pPr>
       <w:r>
-        <w:t xml:space="preserve">6.11</w:t>
-      </w:r>
-    </w:p>
-    <w:p>
-      <w:pPr>
-        <w:pStyle w:val="Heading3"/>
-      </w:pPr>
-      <w:r>
-        <w:t xml:space="preserve">1.学习分析MayBatis，MyBatis Plus的区别</w:t>
-      </w:r>
-    </w:p>
-    <w:p>
-      <w:pPr/>
-      <w:r>
-        <w:t xml:space="preserve">| 维度 | MyBatis | MyBatis-Plus |</w:t>
-      </w:r>
+        <w:t>6.11</w:t>
+      </w:r>
+    </w:p>
+    <w:p>
+      <w:pPr>
+        <w:pStyle w:val="4"/>
+      </w:pPr>
+      <w:r>
+        <w:t>1.学习分析MayBatis，MyBatis Plus的区别</w:t>
+      </w:r>
+      <w:bookmarkStart w:id="0" w:name="_GoBack"/>
+      <w:bookmarkEnd w:id="0"/>
     </w:p>
     <w:tbl>
       <w:tblPr>
+        <w:tblStyle w:val="7"/>
         <w:tblW w:w="9000" w:type="dxa"/>
+        <w:tblInd w:w="0" w:type="dxa"/>
         <w:tblBorders>
-          <w:top w:val="single" w:sz="4" w:space="0" w:color="auto"/>
-          <w:left w:val="single" w:sz="4" w:space="0" w:color="auto"/>
-          <w:bottom w:val="single" w:sz="4" w:space="0" w:color="auto"/>
-          <w:right w:val="single" w:sz="4" w:space="0" w:color="auto"/>
-          <w:insideH w:val="single" w:sz="4" w:space="0" w:color="auto"/>
-          <w:insideV w:val="single" w:sz="4" w:space="0" w:color="auto"/>
+          <w:top w:val="single" w:color="auto" w:sz="4" w:space="0"/>
+          <w:left w:val="single" w:color="auto" w:sz="4" w:space="0"/>
+          <w:bottom w:val="single" w:color="auto" w:sz="4" w:space="0"/>
+          <w:right w:val="single" w:color="auto" w:sz="4" w:space="0"/>
+          <w:insideH w:val="single" w:color="auto" w:sz="4" w:space="0"/>
+          <w:insideV w:val="single" w:color="auto" w:sz="4" w:space="0"/>
         </w:tblBorders>
+        <w:tblLayout w:type="autofit"/>
+        <w:tblCellMar>
+          <w:top w:w="0" w:type="dxa"/>
+          <w:left w:w="10" w:type="dxa"/>
+          <w:bottom w:w="0" w:type="dxa"/>
+          <w:right w:w="10" w:type="dxa"/>
+        </w:tblCellMar>
       </w:tblPr>
       <w:tblGrid>
-        <w:gridCol w:w="3000"/>
-        <w:gridCol w:w="3000"/>
-        <w:gridCol w:w="3000"/>
+        <w:gridCol w:w="2711"/>
+        <w:gridCol w:w="2765"/>
+        <w:gridCol w:w="3524"/>
       </w:tblGrid>
       <w:tr>
+        <w:tblPrEx>
+          <w:tblBorders>
+            <w:top w:val="single" w:color="auto" w:sz="4" w:space="0"/>
+            <w:left w:val="single" w:color="auto" w:sz="4" w:space="0"/>
+            <w:bottom w:val="single" w:color="auto" w:sz="4" w:space="0"/>
+            <w:right w:val="single" w:color="auto" w:sz="4" w:space="0"/>
+            <w:insideH w:val="single" w:color="auto" w:sz="4" w:space="0"/>
+            <w:insideV w:val="single" w:color="auto" w:sz="4" w:space="0"/>
+          </w:tblBorders>
+          <w:tblCellMar>
+            <w:top w:w="0" w:type="dxa"/>
+            <w:left w:w="10" w:type="dxa"/>
+            <w:bottom w:w="0" w:type="dxa"/>
+            <w:right w:w="10" w:type="dxa"/>
+          </w:tblCellMar>
+        </w:tblPrEx>
         <w:tc>
           <w:tcPr>
             <w:tcW w:w="3000" w:type="dxa"/>
@@ -1051,7 +1092,7 @@
                 <w:b/>
                 <w:color w:val="FFFFFF"/>
               </w:rPr>
-              <w:t xml:space="preserve">**定位**</w:t>
+              <w:t>**定位**</w:t>
             </w:r>
           </w:p>
         </w:tc>
@@ -1069,7 +1110,7 @@
                 <w:b/>
                 <w:color w:val="FFFFFF"/>
               </w:rPr>
-              <w:t xml:space="preserve">轻量级 SQL 映射框架</w:t>
+              <w:t>轻量级 SQL 映射框架</w:t>
             </w:r>
           </w:p>
         </w:tc>
@@ -1087,12 +1128,28 @@
                 <w:b/>
                 <w:color w:val="FFFFFF"/>
               </w:rPr>
-              <w:t xml:space="preserve">MyBatis 增强工具包</w:t>
+              <w:t>MyBatis 增强工具包</w:t>
             </w:r>
           </w:p>
         </w:tc>
       </w:tr>
       <w:tr>
+        <w:tblPrEx>
+          <w:tblBorders>
+            <w:top w:val="single" w:color="auto" w:sz="4" w:space="0"/>
+            <w:left w:val="single" w:color="auto" w:sz="4" w:space="0"/>
+            <w:bottom w:val="single" w:color="auto" w:sz="4" w:space="0"/>
+            <w:right w:val="single" w:color="auto" w:sz="4" w:space="0"/>
+            <w:insideH w:val="single" w:color="auto" w:sz="4" w:space="0"/>
+            <w:insideV w:val="single" w:color="auto" w:sz="4" w:space="0"/>
+          </w:tblBorders>
+          <w:tblCellMar>
+            <w:top w:w="0" w:type="dxa"/>
+            <w:left w:w="10" w:type="dxa"/>
+            <w:bottom w:w="0" w:type="dxa"/>
+            <w:right w:w="10" w:type="dxa"/>
+          </w:tblCellMar>
+        </w:tblPrEx>
         <w:tc>
           <w:tcPr>
             <w:tcW w:w="3000" w:type="dxa"/>
@@ -1102,7 +1159,7 @@
               <w:jc w:val="center"/>
             </w:pPr>
             <w:r>
-              <w:t xml:space="preserve">**SQL 编写**</w:t>
+              <w:t>**SQL 编写**</w:t>
             </w:r>
           </w:p>
         </w:tc>
@@ -1115,7 +1172,7 @@
               <w:jc w:val="center"/>
             </w:pPr>
             <w:r>
-              <w:t xml:space="preserve">手写 XML/注解</w:t>
+              <w:t>手写 XML/注解</w:t>
             </w:r>
           </w:p>
         </w:tc>
@@ -1128,12 +1185,28 @@
               <w:jc w:val="center"/>
             </w:pPr>
             <w:r>
-              <w:t xml:space="preserve">自动生成 + 手动扩展</w:t>
+              <w:t>自动生成 + 手动扩展</w:t>
             </w:r>
           </w:p>
         </w:tc>
       </w:tr>
       <w:tr>
+        <w:tblPrEx>
+          <w:tblBorders>
+            <w:top w:val="single" w:color="auto" w:sz="4" w:space="0"/>
+            <w:left w:val="single" w:color="auto" w:sz="4" w:space="0"/>
+            <w:bottom w:val="single" w:color="auto" w:sz="4" w:space="0"/>
+            <w:right w:val="single" w:color="auto" w:sz="4" w:space="0"/>
+            <w:insideH w:val="single" w:color="auto" w:sz="4" w:space="0"/>
+            <w:insideV w:val="single" w:color="auto" w:sz="4" w:space="0"/>
+          </w:tblBorders>
+          <w:tblCellMar>
+            <w:top w:w="0" w:type="dxa"/>
+            <w:left w:w="10" w:type="dxa"/>
+            <w:bottom w:w="0" w:type="dxa"/>
+            <w:right w:w="10" w:type="dxa"/>
+          </w:tblCellMar>
+        </w:tblPrEx>
         <w:tc>
           <w:tcPr>
             <w:tcW w:w="3000" w:type="dxa"/>
@@ -1143,7 +1216,7 @@
               <w:jc w:val="center"/>
             </w:pPr>
             <w:r>
-              <w:t xml:space="preserve">**单表 CRUD**</w:t>
+              <w:t>**单表 CRUD**</w:t>
             </w:r>
           </w:p>
         </w:tc>
@@ -1156,7 +1229,7 @@
               <w:jc w:val="center"/>
             </w:pPr>
             <w:r>
-              <w:t xml:space="preserve">手写 Mapper + XML</w:t>
+              <w:t>手写 Mapper + XML</w:t>
             </w:r>
           </w:p>
         </w:tc>
@@ -1169,12 +1242,28 @@
               <w:jc w:val="center"/>
             </w:pPr>
             <w:r>
-              <w:t xml:space="preserve">继承 `BaseMapper` 自动生成</w:t>
+              <w:t>继承 `BaseMapper` 自动生成</w:t>
             </w:r>
           </w:p>
         </w:tc>
       </w:tr>
       <w:tr>
+        <w:tblPrEx>
+          <w:tblBorders>
+            <w:top w:val="single" w:color="auto" w:sz="4" w:space="0"/>
+            <w:left w:val="single" w:color="auto" w:sz="4" w:space="0"/>
+            <w:bottom w:val="single" w:color="auto" w:sz="4" w:space="0"/>
+            <w:right w:val="single" w:color="auto" w:sz="4" w:space="0"/>
+            <w:insideH w:val="single" w:color="auto" w:sz="4" w:space="0"/>
+            <w:insideV w:val="single" w:color="auto" w:sz="4" w:space="0"/>
+          </w:tblBorders>
+          <w:tblCellMar>
+            <w:top w:w="0" w:type="dxa"/>
+            <w:left w:w="10" w:type="dxa"/>
+            <w:bottom w:w="0" w:type="dxa"/>
+            <w:right w:w="10" w:type="dxa"/>
+          </w:tblCellMar>
+        </w:tblPrEx>
         <w:tc>
           <w:tcPr>
             <w:tcW w:w="3000" w:type="dxa"/>
@@ -1184,7 +1273,7 @@
               <w:jc w:val="center"/>
             </w:pPr>
             <w:r>
-              <w:t xml:space="preserve">**条件查询**</w:t>
+              <w:t>**条件查询**</w:t>
             </w:r>
           </w:p>
         </w:tc>
@@ -1197,7 +1286,7 @@
               <w:jc w:val="center"/>
             </w:pPr>
             <w:r>
-              <w:t xml:space="preserve">`&lt;if&gt;` 动态 SQL</w:t>
+              <w:t>`&lt;if&gt;` 动态 SQL</w:t>
             </w:r>
           </w:p>
         </w:tc>
@@ -1210,12 +1299,28 @@
               <w:jc w:val="center"/>
             </w:pPr>
             <w:r>
-              <w:t xml:space="preserve">`QueryWrapper` 链式调用</w:t>
+              <w:t>`QueryWrapper` 链式调用</w:t>
             </w:r>
           </w:p>
         </w:tc>
       </w:tr>
       <w:tr>
+        <w:tblPrEx>
+          <w:tblBorders>
+            <w:top w:val="single" w:color="auto" w:sz="4" w:space="0"/>
+            <w:left w:val="single" w:color="auto" w:sz="4" w:space="0"/>
+            <w:bottom w:val="single" w:color="auto" w:sz="4" w:space="0"/>
+            <w:right w:val="single" w:color="auto" w:sz="4" w:space="0"/>
+            <w:insideH w:val="single" w:color="auto" w:sz="4" w:space="0"/>
+            <w:insideV w:val="single" w:color="auto" w:sz="4" w:space="0"/>
+          </w:tblBorders>
+          <w:tblCellMar>
+            <w:top w:w="0" w:type="dxa"/>
+            <w:left w:w="10" w:type="dxa"/>
+            <w:bottom w:w="0" w:type="dxa"/>
+            <w:right w:w="10" w:type="dxa"/>
+          </w:tblCellMar>
+        </w:tblPrEx>
         <w:tc>
           <w:tcPr>
             <w:tcW w:w="3000" w:type="dxa"/>
@@ -1225,7 +1330,7 @@
               <w:jc w:val="center"/>
             </w:pPr>
             <w:r>
-              <w:t xml:space="preserve">**分页**</w:t>
+              <w:t>**分页**</w:t>
             </w:r>
           </w:p>
         </w:tc>
@@ -1238,7 +1343,7 @@
               <w:jc w:val="center"/>
             </w:pPr>
             <w:r>
-              <w:t xml:space="preserve">需集成 PageHelper</w:t>
+              <w:t>需集成 PageHelper</w:t>
             </w:r>
           </w:p>
         </w:tc>
@@ -1251,12 +1356,28 @@
               <w:jc w:val="center"/>
             </w:pPr>
             <w:r>
-              <w:t xml:space="preserve">内置分页插件</w:t>
+              <w:t>内置分页插件</w:t>
             </w:r>
           </w:p>
         </w:tc>
       </w:tr>
       <w:tr>
+        <w:tblPrEx>
+          <w:tblBorders>
+            <w:top w:val="single" w:color="auto" w:sz="4" w:space="0"/>
+            <w:left w:val="single" w:color="auto" w:sz="4" w:space="0"/>
+            <w:bottom w:val="single" w:color="auto" w:sz="4" w:space="0"/>
+            <w:right w:val="single" w:color="auto" w:sz="4" w:space="0"/>
+            <w:insideH w:val="single" w:color="auto" w:sz="4" w:space="0"/>
+            <w:insideV w:val="single" w:color="auto" w:sz="4" w:space="0"/>
+          </w:tblBorders>
+          <w:tblCellMar>
+            <w:top w:w="0" w:type="dxa"/>
+            <w:left w:w="10" w:type="dxa"/>
+            <w:bottom w:w="0" w:type="dxa"/>
+            <w:right w:w="10" w:type="dxa"/>
+          </w:tblCellMar>
+        </w:tblPrEx>
         <w:tc>
           <w:tcPr>
             <w:tcW w:w="3000" w:type="dxa"/>
@@ -1266,7 +1387,7 @@
               <w:jc w:val="center"/>
             </w:pPr>
             <w:r>
-              <w:t xml:space="preserve">**代码生成**</w:t>
+              <w:t>**代码生成**</w:t>
             </w:r>
           </w:p>
         </w:tc>
@@ -1279,7 +1400,7 @@
               <w:jc w:val="center"/>
             </w:pPr>
             <w:r>
-              <w:t xml:space="preserve">需 MBG 插件</w:t>
+              <w:t>需 MBG 插件</w:t>
             </w:r>
           </w:p>
         </w:tc>
@@ -1292,12 +1413,28 @@
               <w:jc w:val="center"/>
             </w:pPr>
             <w:r>
-              <w:t xml:space="preserve">一键生成 Entity/Mapper/Service/Controller</w:t>
+              <w:t>一键生成 Entity/Mapper/Service/Controller</w:t>
             </w:r>
           </w:p>
         </w:tc>
       </w:tr>
       <w:tr>
+        <w:tblPrEx>
+          <w:tblBorders>
+            <w:top w:val="single" w:color="auto" w:sz="4" w:space="0"/>
+            <w:left w:val="single" w:color="auto" w:sz="4" w:space="0"/>
+            <w:bottom w:val="single" w:color="auto" w:sz="4" w:space="0"/>
+            <w:right w:val="single" w:color="auto" w:sz="4" w:space="0"/>
+            <w:insideH w:val="single" w:color="auto" w:sz="4" w:space="0"/>
+            <w:insideV w:val="single" w:color="auto" w:sz="4" w:space="0"/>
+          </w:tblBorders>
+          <w:tblCellMar>
+            <w:top w:w="0" w:type="dxa"/>
+            <w:left w:w="10" w:type="dxa"/>
+            <w:bottom w:w="0" w:type="dxa"/>
+            <w:right w:w="10" w:type="dxa"/>
+          </w:tblCellMar>
+        </w:tblPrEx>
         <w:tc>
           <w:tcPr>
             <w:tcW w:w="3000" w:type="dxa"/>
@@ -1307,7 +1444,7 @@
               <w:jc w:val="center"/>
             </w:pPr>
             <w:r>
-              <w:t xml:space="preserve">**乐观锁/逻辑删除**</w:t>
+              <w:t>**乐观锁/逻辑删除**</w:t>
             </w:r>
           </w:p>
         </w:tc>
@@ -1320,7 +1457,7 @@
               <w:jc w:val="center"/>
             </w:pPr>
             <w:r>
-              <w:t xml:space="preserve">手动实现</w:t>
+              <w:t>手动实现</w:t>
             </w:r>
           </w:p>
         </w:tc>
@@ -1333,7 +1470,7 @@
               <w:jc w:val="center"/>
             </w:pPr>
             <w:r>
-              <w:t xml:space="preserve">注解开箱即用</w:t>
+              <w:t>注解开箱即用</w:t>
             </w:r>
           </w:p>
         </w:tc>
@@ -1341,10 +1478,10 @@
     </w:tbl>
     <w:p>
       <w:pPr>
-        <w:pStyle w:val="Heading3"/>
-      </w:pPr>
-      <w:r>
-        <w:t xml:space="preserve">2完成了项目开发，完结撒花</w:t>
+        <w:pStyle w:val="4"/>
+      </w:pPr>
+      <w:r>
+        <w:t>2完成了项目开发，完结撒花</w:t>
       </w:r>
     </w:p>
     <w:p>
@@ -1354,17 +1491,19 @@
       <w:r>
         <w:drawing>
           <wp:inline distT="0" distB="0" distL="0" distR="0">
-            <wp:extent cx="5702400" cy="3200400"/>
+            <wp:extent cx="5702300" cy="3200400"/>
+            <wp:effectExtent l="0" t="0" r="12700" b="0"/>
             <wp:docPr id="20" name="Picture 20"/>
+            <wp:cNvGraphicFramePr/>
             <a:graphic xmlns:a="http://schemas.openxmlformats.org/drawingml/2006/main">
               <a:graphicData uri="http://schemas.openxmlformats.org/drawingml/2006/picture">
                 <pic:pic xmlns:pic="http://schemas.openxmlformats.org/drawingml/2006/picture">
                   <pic:nvPicPr>
-                    <pic:cNvPr id="0" name="Image20"/>
+                    <pic:cNvPr id="20" name="Picture 20"/>
                     <pic:cNvPicPr/>
                   </pic:nvPicPr>
                   <pic:blipFill>
-                    <a:blip r:embed="rIdImg20"/>
+                    <a:blip r:embed="rId23"/>
                     <a:stretch>
                       <a:fillRect/>
                     </a:stretch>
@@ -1392,17 +1531,19 @@
       <w:r>
         <w:drawing>
           <wp:inline distT="0" distB="0" distL="0" distR="0">
-            <wp:extent cx="5702400" cy="3200400"/>
+            <wp:extent cx="5702300" cy="3200400"/>
+            <wp:effectExtent l="0" t="0" r="12700" b="0"/>
             <wp:docPr id="21" name="Picture 21"/>
+            <wp:cNvGraphicFramePr/>
             <a:graphic xmlns:a="http://schemas.openxmlformats.org/drawingml/2006/main">
               <a:graphicData uri="http://schemas.openxmlformats.org/drawingml/2006/picture">
                 <pic:pic xmlns:pic="http://schemas.openxmlformats.org/drawingml/2006/picture">
                   <pic:nvPicPr>
-                    <pic:cNvPr id="0" name="Image21"/>
+                    <pic:cNvPr id="21" name="Picture 21"/>
                     <pic:cNvPicPr/>
                   </pic:nvPicPr>
                   <pic:blipFill>
-                    <a:blip r:embed="rIdImg21"/>
+                    <a:blip r:embed="rId24"/>
                     <a:stretch>
                       <a:fillRect/>
                     </a:stretch>
@@ -1430,17 +1571,19 @@
       <w:r>
         <w:drawing>
           <wp:inline distT="0" distB="0" distL="0" distR="0">
-            <wp:extent cx="5702400" cy="3200400"/>
+            <wp:extent cx="5702300" cy="3200400"/>
+            <wp:effectExtent l="0" t="0" r="12700" b="0"/>
             <wp:docPr id="22" name="Picture 22"/>
+            <wp:cNvGraphicFramePr/>
             <a:graphic xmlns:a="http://schemas.openxmlformats.org/drawingml/2006/main">
               <a:graphicData uri="http://schemas.openxmlformats.org/drawingml/2006/picture">
                 <pic:pic xmlns:pic="http://schemas.openxmlformats.org/drawingml/2006/picture">
                   <pic:nvPicPr>
-                    <pic:cNvPr id="0" name="Image22"/>
+                    <pic:cNvPr id="22" name="Picture 22"/>
                     <pic:cNvPicPr/>
                   </pic:nvPicPr>
                   <pic:blipFill>
-                    <a:blip r:embed="rIdImg22"/>
+                    <a:blip r:embed="rId25"/>
                     <a:stretch>
                       <a:fillRect/>
                     </a:stretch>
@@ -1468,17 +1611,19 @@
       <w:r>
         <w:drawing>
           <wp:inline distT="0" distB="0" distL="0" distR="0">
-            <wp:extent cx="5702400" cy="3200400"/>
+            <wp:extent cx="5702300" cy="3200400"/>
+            <wp:effectExtent l="0" t="0" r="12700" b="0"/>
             <wp:docPr id="23" name="Picture 23"/>
+            <wp:cNvGraphicFramePr/>
             <a:graphic xmlns:a="http://schemas.openxmlformats.org/drawingml/2006/main">
               <a:graphicData uri="http://schemas.openxmlformats.org/drawingml/2006/picture">
                 <pic:pic xmlns:pic="http://schemas.openxmlformats.org/drawingml/2006/picture">
                   <pic:nvPicPr>
-                    <pic:cNvPr id="0" name="Image23"/>
+                    <pic:cNvPr id="23" name="Picture 23"/>
                     <pic:cNvPicPr/>
                   </pic:nvPicPr>
                   <pic:blipFill>
-                    <a:blip r:embed="rIdImg23"/>
+                    <a:blip r:embed="rId26"/>
                     <a:stretch>
                       <a:fillRect/>
                     </a:stretch>
@@ -1501,112 +1646,680 @@
     </w:p>
     <w:p>
       <w:pPr>
-        <w:pStyle w:val="Heading1"/>
+        <w:pStyle w:val="2"/>
         <w:pBdr>
-          <w:bottom w:val="single" w:sz="8" w:space="4" w:color="4472C4"/>
+          <w:bottom w:val="single" w:color="4472C4" w:sz="8" w:space="4"/>
         </w:pBdr>
       </w:pPr>
       <w:r>
-        <w:t xml:space="preserve">6.12</w:t>
-      </w:r>
-    </w:p>
-    <w:p>
-      <w:pPr/>
-      <w:r>
-        <w:t xml:space="preserve">本次项目我们充分发挥了团队协作的力量，学习了如何规范写代码，以便合作，维护我们的智慧结晶，同时我们也感受到了AI的强大，在我们的学习工作过程中的不可或缺，在这个过程里，我们曾遇到大大小小的各种疑难杂症，那一行行红色的error不停的在冲击我们的自信心，好在我们拥有一颗愈挫愈勇的心，我们迎难而上，不断地去解决各类bug，优化各种细节，一步一步的去维护升级我们的项目，十年磨一剑，终于在今日，我们的项目迎来了尾声，我们今日的学习成果离不开老师的指导，老师给予我们的经验都是十分的宝贵，我们珍惜教室里老师所传授的知识，理解，记忆融入到自己的见解里，同时我们所取得的成就也离不开同学之间的互相帮助，同学每踩到的一个坑都在为我们减少一个弯路，我们在饭后闲谈讨论着项目的问题，如何去优化维护。如果说老师和同学的帮助是我们项目成功路上的照明灯，那么AI一定是照明灯光照下被照亮的指示牌，我们在项目的进行中，合理的去使用AI，AI的力量无疑是强大的，如何正确的去与AI并行，这将是我们未来值得深思的问题，我们定要做到去其糟粕，取其精华。</w:t>
-      </w:r>
-    </w:p>
-    <w:p>
-      <w:pPr/>
-      <w:r>
-        <w:t xml:space="preserve">最后在这里由衷的感谢老师以及同学们的倾囊相授，悉心指导！！！</w:t>
+        <w:t>6.12</w:t>
+      </w:r>
+    </w:p>
+    <w:p>
+      <w:r>
+        <w:t>本次项目我们充分发挥了团队协作的力量，学习了如何规范写代码，以便合作，维护我们的智慧结晶，同时我们也感受到了AI的强大，在我们的学习工作过程中的不可或缺，在这个过程里，我们曾遇到大大小小的各种疑难杂症，那一行行红色的error不停的在冲击我们的自信心，好在我们拥有一颗愈挫愈勇的心，我们迎难而上，不断地去解决各类bug，优化各种细节，一步一步的去维护升级我们的项目，十年磨一剑，终于在今日，我们的项目迎来了尾声，我们今日的学习成果离不开老师的指导，老师给予我们的经验都是十分的宝贵，我们珍惜教室里老师所传授的知识，理解，记忆融入到自己的见解里，同时我们所取得的成就也离不开同学之间的互相帮助，同学每踩到的一个坑都在为我们减少一个弯路，我们在饭后闲谈讨论着项目的问题，如何去优化维护。如果说老师和同学的帮助是我们项目成功路上的照明灯，那么AI一定是照明灯光照下被照亮的指示牌，我们在项目的进行中，合理的去使用AI，AI的力量无疑是强大的，如何正确的去与AI并行，这将是我们未来值得深思的问题，我们定要做到去其糟粕，取其精华。</w:t>
+      </w:r>
+    </w:p>
+    <w:p>
+      <w:r>
+        <w:t>最后在这里由衷的感谢老师以及同学们的倾囊相授，悉心指导！！！</w:t>
       </w:r>
     </w:p>
     <w:sectPr>
       <w:pgSz w:w="11906" w:h="16838"/>
-      <w:pgMar w:top="1440" w:right="1440" w:bottom="1440" w:left="1440" w:header="720" w:footer="720"/>
+      <w:pgMar w:top="1440" w:right="1440" w:bottom="1440" w:left="1440" w:header="720" w:footer="720" w:gutter="0"/>
+      <w:cols w:space="720" w:num="1"/>
     </w:sectPr>
   </w:body>
 </w:document>
 </file>
 
 <file path=word/styles.xml><?xml version="1.0" encoding="utf-8"?>
-<w:styles xmlns:w="http://schemas.openxmlformats.org/wordprocessingml/2006/main">
-  <w:style w:type="paragraph" w:styleId="Normal">
+<w:styles xmlns:mc="http://schemas.openxmlformats.org/markup-compatibility/2006" xmlns:o="urn:schemas-microsoft-com:office:office" xmlns:r="http://schemas.openxmlformats.org/officeDocument/2006/relationships" xmlns:m="http://schemas.openxmlformats.org/officeDocument/2006/math" xmlns:v="urn:schemas-microsoft-com:vml" xmlns:w="http://schemas.openxmlformats.org/wordprocessingml/2006/main" xmlns:w14="http://schemas.microsoft.com/office/word/2010/wordml" xmlns:w10="urn:schemas-microsoft-com:office:word" xmlns:sl="http://schemas.openxmlformats.org/schemaLibrary/2006/main" xmlns:wpsCustomData="http://www.wps.cn/officeDocument/2013/wpsCustomData" mc:Ignorable="w14">
+  <w:docDefaults>
+    <w:rPrDefault>
+      <w:rPr>
+        <w:rFonts w:asciiTheme="minorHAnsi" w:hAnsiTheme="minorHAnsi" w:eastAsiaTheme="minorEastAsia" w:cstheme="minorBidi"/>
+      </w:rPr>
+    </w:rPrDefault>
+    <w:pPrDefault/>
+  </w:docDefaults>
+  <w:latentStyles w:count="260" w:defQFormat="0" w:defUnhideWhenUsed="1" w:defSemiHidden="1" w:defUIPriority="99" w:defLockedState="0">
+    <w:lsdException w:unhideWhenUsed="0" w:uiPriority="0" w:semiHidden="0" w:name="Normal"/>
+    <w:lsdException w:qFormat="1" w:unhideWhenUsed="0" w:uiPriority="0" w:semiHidden="0" w:name="heading 1"/>
+    <w:lsdException w:unhideWhenUsed="0" w:uiPriority="0" w:semiHidden="0" w:name="heading 2"/>
+    <w:lsdException w:qFormat="1" w:unhideWhenUsed="0" w:uiPriority="0" w:semiHidden="0" w:name="heading 3"/>
+    <w:lsdException w:unhideWhenUsed="0" w:uiPriority="0" w:semiHidden="0" w:name="heading 4"/>
+    <w:lsdException w:qFormat="1" w:unhideWhenUsed="0" w:uiPriority="0" w:semiHidden="0" w:name="heading 5"/>
+    <w:lsdException w:qFormat="1" w:uiPriority="0" w:name="heading 6"/>
+    <w:lsdException w:qFormat="1" w:uiPriority="0" w:name="heading 7"/>
+    <w:lsdException w:qFormat="1" w:uiPriority="0" w:name="heading 8"/>
+    <w:lsdException w:qFormat="1" w:uiPriority="0" w:name="heading 9"/>
+    <w:lsdException w:unhideWhenUsed="0" w:uiPriority="0" w:semiHidden="0" w:name="index 1"/>
+    <w:lsdException w:unhideWhenUsed="0" w:uiPriority="0" w:semiHidden="0" w:name="index 2"/>
+    <w:lsdException w:unhideWhenUsed="0" w:uiPriority="0" w:semiHidden="0" w:name="index 3"/>
+    <w:lsdException w:unhideWhenUsed="0" w:uiPriority="0" w:semiHidden="0" w:name="index 4"/>
+    <w:lsdException w:unhideWhenUsed="0" w:uiPriority="0" w:semiHidden="0" w:name="index 5"/>
+    <w:lsdException w:unhideWhenUsed="0" w:uiPriority="0" w:semiHidden="0" w:name="index 6"/>
+    <w:lsdException w:unhideWhenUsed="0" w:uiPriority="0" w:semiHidden="0" w:name="index 7"/>
+    <w:lsdException w:unhideWhenUsed="0" w:uiPriority="0" w:semiHidden="0" w:name="index 8"/>
+    <w:lsdException w:unhideWhenUsed="0" w:uiPriority="0" w:semiHidden="0" w:name="index 9"/>
+    <w:lsdException w:unhideWhenUsed="0" w:uiPriority="0" w:semiHidden="0" w:name="toc 1"/>
+    <w:lsdException w:unhideWhenUsed="0" w:uiPriority="0" w:semiHidden="0" w:name="toc 2"/>
+    <w:lsdException w:unhideWhenUsed="0" w:uiPriority="0" w:semiHidden="0" w:name="toc 3"/>
+    <w:lsdException w:unhideWhenUsed="0" w:uiPriority="0" w:semiHidden="0" w:name="toc 4"/>
+    <w:lsdException w:unhideWhenUsed="0" w:uiPriority="0" w:semiHidden="0" w:name="toc 5"/>
+    <w:lsdException w:unhideWhenUsed="0" w:uiPriority="0" w:semiHidden="0" w:name="toc 6"/>
+    <w:lsdException w:unhideWhenUsed="0" w:uiPriority="0" w:semiHidden="0" w:name="toc 7"/>
+    <w:lsdException w:unhideWhenUsed="0" w:uiPriority="0" w:semiHidden="0" w:name="toc 8"/>
+    <w:lsdException w:unhideWhenUsed="0" w:uiPriority="0" w:semiHidden="0" w:name="toc 9"/>
+    <w:lsdException w:unhideWhenUsed="0" w:uiPriority="0" w:semiHidden="0" w:name="Normal Indent"/>
+    <w:lsdException w:unhideWhenUsed="0" w:uiPriority="0" w:semiHidden="0" w:name="footnote text"/>
+    <w:lsdException w:unhideWhenUsed="0" w:uiPriority="0" w:semiHidden="0" w:name="annotation text"/>
+    <w:lsdException w:unhideWhenUsed="0" w:uiPriority="0" w:semiHidden="0" w:name="header"/>
+    <w:lsdException w:unhideWhenUsed="0" w:uiPriority="0" w:semiHidden="0" w:name="footer"/>
+    <w:lsdException w:unhideWhenUsed="0" w:uiPriority="0" w:semiHidden="0" w:name="index heading"/>
+    <w:lsdException w:qFormat="1" w:uiPriority="0" w:name="caption"/>
+    <w:lsdException w:unhideWhenUsed="0" w:uiPriority="0" w:semiHidden="0" w:name="table of figures"/>
+    <w:lsdException w:unhideWhenUsed="0" w:uiPriority="0" w:semiHidden="0" w:name="envelope address"/>
+    <w:lsdException w:unhideWhenUsed="0" w:uiPriority="0" w:semiHidden="0" w:name="envelope return"/>
+    <w:lsdException w:unhideWhenUsed="0" w:uiPriority="0" w:semiHidden="0" w:name="footnote reference"/>
+    <w:lsdException w:unhideWhenUsed="0" w:uiPriority="0" w:semiHidden="0" w:name="annotation reference"/>
+    <w:lsdException w:unhideWhenUsed="0" w:uiPriority="0" w:semiHidden="0" w:name="line number"/>
+    <w:lsdException w:unhideWhenUsed="0" w:uiPriority="0" w:semiHidden="0" w:name="page number"/>
+    <w:lsdException w:unhideWhenUsed="0" w:uiPriority="0" w:semiHidden="0" w:name="endnote reference"/>
+    <w:lsdException w:unhideWhenUsed="0" w:uiPriority="0" w:semiHidden="0" w:name="endnote text"/>
+    <w:lsdException w:unhideWhenUsed="0" w:uiPriority="0" w:semiHidden="0" w:name="table of authorities"/>
+    <w:lsdException w:unhideWhenUsed="0" w:uiPriority="0" w:semiHidden="0" w:name="macro"/>
+    <w:lsdException w:unhideWhenUsed="0" w:uiPriority="0" w:semiHidden="0" w:name="toa heading"/>
+    <w:lsdException w:unhideWhenUsed="0" w:uiPriority="0" w:semiHidden="0" w:name="List"/>
+    <w:lsdException w:unhideWhenUsed="0" w:uiPriority="0" w:semiHidden="0" w:name="List Bullet"/>
+    <w:lsdException w:unhideWhenUsed="0" w:uiPriority="0" w:semiHidden="0" w:name="List Number"/>
+    <w:lsdException w:unhideWhenUsed="0" w:uiPriority="0" w:semiHidden="0" w:name="List 2"/>
+    <w:lsdException w:unhideWhenUsed="0" w:uiPriority="0" w:semiHidden="0" w:name="List 3"/>
+    <w:lsdException w:unhideWhenUsed="0" w:uiPriority="0" w:semiHidden="0" w:name="List 4"/>
+    <w:lsdException w:unhideWhenUsed="0" w:uiPriority="0" w:semiHidden="0" w:name="List 5"/>
+    <w:lsdException w:unhideWhenUsed="0" w:uiPriority="0" w:semiHidden="0" w:name="List Bullet 2"/>
+    <w:lsdException w:unhideWhenUsed="0" w:uiPriority="0" w:semiHidden="0" w:name="List Bullet 3"/>
+    <w:lsdException w:unhideWhenUsed="0" w:uiPriority="0" w:semiHidden="0" w:name="List Bullet 4"/>
+    <w:lsdException w:unhideWhenUsed="0" w:uiPriority="0" w:semiHidden="0" w:name="List Bullet 5"/>
+    <w:lsdException w:unhideWhenUsed="0" w:uiPriority="0" w:semiHidden="0" w:name="List Number 2"/>
+    <w:lsdException w:unhideWhenUsed="0" w:uiPriority="0" w:semiHidden="0" w:name="List Number 3"/>
+    <w:lsdException w:unhideWhenUsed="0" w:uiPriority="0" w:semiHidden="0" w:name="List Number 4"/>
+    <w:lsdException w:unhideWhenUsed="0" w:uiPriority="0" w:semiHidden="0" w:name="List Number 5"/>
+    <w:lsdException w:qFormat="1" w:unhideWhenUsed="0" w:uiPriority="0" w:semiHidden="0" w:name="Title"/>
+    <w:lsdException w:unhideWhenUsed="0" w:uiPriority="0" w:semiHidden="0" w:name="Closing"/>
+    <w:lsdException w:unhideWhenUsed="0" w:uiPriority="0" w:semiHidden="0" w:name="Signature"/>
+    <w:lsdException w:unhideWhenUsed="0" w:uiPriority="0" w:name="Default Paragraph Font"/>
+    <w:lsdException w:unhideWhenUsed="0" w:uiPriority="0" w:semiHidden="0" w:name="Body Text"/>
+    <w:lsdException w:unhideWhenUsed="0" w:uiPriority="0" w:semiHidden="0" w:name="Body Text Indent"/>
+    <w:lsdException w:unhideWhenUsed="0" w:uiPriority="0" w:semiHidden="0" w:name="List Continue"/>
+    <w:lsdException w:unhideWhenUsed="0" w:uiPriority="0" w:semiHidden="0" w:name="List Continue 2"/>
+    <w:lsdException w:unhideWhenUsed="0" w:uiPriority="0" w:semiHidden="0" w:name="List Continue 3"/>
+    <w:lsdException w:unhideWhenUsed="0" w:uiPriority="0" w:semiHidden="0" w:name="List Continue 4"/>
+    <w:lsdException w:unhideWhenUsed="0" w:uiPriority="0" w:semiHidden="0" w:name="List Continue 5"/>
+    <w:lsdException w:unhideWhenUsed="0" w:uiPriority="0" w:semiHidden="0" w:name="Message Header"/>
+    <w:lsdException w:qFormat="1" w:unhideWhenUsed="0" w:uiPriority="0" w:semiHidden="0" w:name="Subtitle"/>
+    <w:lsdException w:unhideWhenUsed="0" w:uiPriority="0" w:semiHidden="0" w:name="Salutation"/>
+    <w:lsdException w:unhideWhenUsed="0" w:uiPriority="0" w:semiHidden="0" w:name="Date"/>
+    <w:lsdException w:unhideWhenUsed="0" w:uiPriority="0" w:semiHidden="0" w:name="Body Text First Indent"/>
+    <w:lsdException w:unhideWhenUsed="0" w:uiPriority="0" w:semiHidden="0" w:name="Body Text First Indent 2"/>
+    <w:lsdException w:unhideWhenUsed="0" w:uiPriority="0" w:semiHidden="0" w:name="Note Heading"/>
+    <w:lsdException w:unhideWhenUsed="0" w:uiPriority="0" w:semiHidden="0" w:name="Body Text 2"/>
+    <w:lsdException w:unhideWhenUsed="0" w:uiPriority="0" w:semiHidden="0" w:name="Body Text 3"/>
+    <w:lsdException w:unhideWhenUsed="0" w:uiPriority="0" w:semiHidden="0" w:name="Body Text Indent 2"/>
+    <w:lsdException w:unhideWhenUsed="0" w:uiPriority="0" w:semiHidden="0" w:name="Body Text Indent 3"/>
+    <w:lsdException w:unhideWhenUsed="0" w:uiPriority="0" w:semiHidden="0" w:name="Block Text"/>
+    <w:lsdException w:unhideWhenUsed="0" w:uiPriority="0" w:semiHidden="0" w:name="Hyperlink"/>
+    <w:lsdException w:unhideWhenUsed="0" w:uiPriority="0" w:semiHidden="0" w:name="FollowedHyperlink"/>
+    <w:lsdException w:qFormat="1" w:unhideWhenUsed="0" w:uiPriority="0" w:semiHidden="0" w:name="Strong"/>
+    <w:lsdException w:qFormat="1" w:unhideWhenUsed="0" w:uiPriority="0" w:semiHidden="0" w:name="Emphasis"/>
+    <w:lsdException w:unhideWhenUsed="0" w:uiPriority="0" w:semiHidden="0" w:name="Document Map"/>
+    <w:lsdException w:unhideWhenUsed="0" w:uiPriority="0" w:semiHidden="0" w:name="Plain Text"/>
+    <w:lsdException w:unhideWhenUsed="0" w:uiPriority="0" w:semiHidden="0" w:name="E-mail Signature"/>
+    <w:lsdException w:unhideWhenUsed="0" w:uiPriority="0" w:semiHidden="0" w:name="Normal (Web)"/>
+    <w:lsdException w:unhideWhenUsed="0" w:uiPriority="0" w:semiHidden="0" w:name="HTML Acronym"/>
+    <w:lsdException w:unhideWhenUsed="0" w:uiPriority="0" w:semiHidden="0" w:name="HTML Address"/>
+    <w:lsdException w:unhideWhenUsed="0" w:uiPriority="0" w:semiHidden="0" w:name="HTML Cite"/>
+    <w:lsdException w:unhideWhenUsed="0" w:uiPriority="0" w:semiHidden="0" w:name="HTML Code"/>
+    <w:lsdException w:unhideWhenUsed="0" w:uiPriority="0" w:semiHidden="0" w:name="HTML Definition"/>
+    <w:lsdException w:unhideWhenUsed="0" w:uiPriority="0" w:semiHidden="0" w:name="HTML Keyboard"/>
+    <w:lsdException w:unhideWhenUsed="0" w:uiPriority="0" w:semiHidden="0" w:name="HTML Preformatted"/>
+    <w:lsdException w:unhideWhenUsed="0" w:uiPriority="0" w:semiHidden="0" w:name="HTML Sample"/>
+    <w:lsdException w:unhideWhenUsed="0" w:uiPriority="0" w:semiHidden="0" w:name="HTML Typewriter"/>
+    <w:lsdException w:unhideWhenUsed="0" w:uiPriority="0" w:semiHidden="0" w:name="HTML Variable"/>
+    <w:lsdException w:unhideWhenUsed="0" w:uiPriority="0" w:name="Normal Table"/>
+    <w:lsdException w:unhideWhenUsed="0" w:uiPriority="0" w:semiHidden="0" w:name="annotation subject"/>
+    <w:lsdException w:unhideWhenUsed="0" w:uiPriority="0" w:semiHidden="0" w:name="Table Simple 1"/>
+    <w:lsdException w:unhideWhenUsed="0" w:uiPriority="0" w:semiHidden="0" w:name="Table Simple 2"/>
+    <w:lsdException w:unhideWhenUsed="0" w:uiPriority="0" w:semiHidden="0" w:name="Table Simple 3"/>
+    <w:lsdException w:unhideWhenUsed="0" w:uiPriority="0" w:semiHidden="0" w:name="Table Classic 1"/>
+    <w:lsdException w:unhideWhenUsed="0" w:uiPriority="0" w:semiHidden="0" w:name="Table Classic 2"/>
+    <w:lsdException w:unhideWhenUsed="0" w:uiPriority="0" w:semiHidden="0" w:name="Table Classic 3"/>
+    <w:lsdException w:unhideWhenUsed="0" w:uiPriority="0" w:semiHidden="0" w:name="Table Classic 4"/>
+    <w:lsdException w:unhideWhenUsed="0" w:uiPriority="0" w:semiHidden="0" w:name="Table Colorful 1"/>
+    <w:lsdException w:unhideWhenUsed="0" w:uiPriority="0" w:semiHidden="0" w:name="Table Colorful 2"/>
+    <w:lsdException w:unhideWhenUsed="0" w:uiPriority="0" w:semiHidden="0" w:name="Table Colorful 3"/>
+    <w:lsdException w:unhideWhenUsed="0" w:uiPriority="0" w:semiHidden="0" w:name="Table Columns 1"/>
+    <w:lsdException w:unhideWhenUsed="0" w:uiPriority="0" w:semiHidden="0" w:name="Table Columns 2"/>
+    <w:lsdException w:unhideWhenUsed="0" w:uiPriority="0" w:semiHidden="0" w:name="Table Columns 3"/>
+    <w:lsdException w:unhideWhenUsed="0" w:uiPriority="0" w:semiHidden="0" w:name="Table Columns 4"/>
+    <w:lsdException w:unhideWhenUsed="0" w:uiPriority="0" w:semiHidden="0" w:name="Table Columns 5"/>
+    <w:lsdException w:unhideWhenUsed="0" w:uiPriority="0" w:semiHidden="0" w:name="Table Grid 1"/>
+    <w:lsdException w:unhideWhenUsed="0" w:uiPriority="0" w:semiHidden="0" w:name="Table Grid 2"/>
+    <w:lsdException w:unhideWhenUsed="0" w:uiPriority="0" w:semiHidden="0" w:name="Table Grid 3"/>
+    <w:lsdException w:unhideWhenUsed="0" w:uiPriority="0" w:semiHidden="0" w:name="Table Grid 4"/>
+    <w:lsdException w:unhideWhenUsed="0" w:uiPriority="0" w:semiHidden="0" w:name="Table Grid 5"/>
+    <w:lsdException w:unhideWhenUsed="0" w:uiPriority="0" w:semiHidden="0" w:name="Table Grid 6"/>
+    <w:lsdException w:unhideWhenUsed="0" w:uiPriority="0" w:semiHidden="0" w:name="Table Grid 7"/>
+    <w:lsdException w:unhideWhenUsed="0" w:uiPriority="0" w:semiHidden="0" w:name="Table Grid 8"/>
+    <w:lsdException w:unhideWhenUsed="0" w:uiPriority="0" w:semiHidden="0" w:name="Table List 1"/>
+    <w:lsdException w:unhideWhenUsed="0" w:uiPriority="0" w:semiHidden="0" w:name="Table List 2"/>
+    <w:lsdException w:unhideWhenUsed="0" w:uiPriority="0" w:semiHidden="0" w:name="Table List 3"/>
+    <w:lsdException w:unhideWhenUsed="0" w:uiPriority="0" w:semiHidden="0" w:name="Table List 4"/>
+    <w:lsdException w:unhideWhenUsed="0" w:uiPriority="0" w:semiHidden="0" w:name="Table List 5"/>
+    <w:lsdException w:unhideWhenUsed="0" w:uiPriority="0" w:semiHidden="0" w:name="Table List 6"/>
+    <w:lsdException w:unhideWhenUsed="0" w:uiPriority="0" w:semiHidden="0" w:name="Table List 7"/>
+    <w:lsdException w:unhideWhenUsed="0" w:uiPriority="0" w:semiHidden="0" w:name="Table List 8"/>
+    <w:lsdException w:unhideWhenUsed="0" w:uiPriority="0" w:semiHidden="0" w:name="Table 3D effects 1"/>
+    <w:lsdException w:unhideWhenUsed="0" w:uiPriority="0" w:semiHidden="0" w:name="Table 3D effects 2"/>
+    <w:lsdException w:unhideWhenUsed="0" w:uiPriority="0" w:semiHidden="0" w:name="Table 3D effects 3"/>
+    <w:lsdException w:unhideWhenUsed="0" w:uiPriority="0" w:semiHidden="0" w:name="Table Contemporary"/>
+    <w:lsdException w:unhideWhenUsed="0" w:uiPriority="0" w:semiHidden="0" w:name="Table Elegant"/>
+    <w:lsdException w:unhideWhenUsed="0" w:uiPriority="0" w:semiHidden="0" w:name="Table Professional"/>
+    <w:lsdException w:unhideWhenUsed="0" w:uiPriority="0" w:semiHidden="0" w:name="Table Subtle 1"/>
+    <w:lsdException w:unhideWhenUsed="0" w:uiPriority="0" w:semiHidden="0" w:name="Table Subtle 2"/>
+    <w:lsdException w:unhideWhenUsed="0" w:uiPriority="0" w:semiHidden="0" w:name="Table Web 1"/>
+    <w:lsdException w:unhideWhenUsed="0" w:uiPriority="0" w:semiHidden="0" w:name="Table Web 2"/>
+    <w:lsdException w:unhideWhenUsed="0" w:uiPriority="0" w:semiHidden="0" w:name="Table Web 3"/>
+    <w:lsdException w:unhideWhenUsed="0" w:uiPriority="0" w:semiHidden="0" w:name="Balloon Text"/>
+    <w:lsdException w:unhideWhenUsed="0" w:uiPriority="0" w:semiHidden="0" w:name="Table Grid"/>
+    <w:lsdException w:unhideWhenUsed="0" w:uiPriority="0" w:semiHidden="0" w:name="Table Theme"/>
+    <w:lsdException w:unhideWhenUsed="0" w:uiPriority="60" w:semiHidden="0" w:name="Light Shading"/>
+    <w:lsdException w:unhideWhenUsed="0" w:uiPriority="61" w:semiHidden="0" w:name="Light List"/>
+    <w:lsdException w:unhideWhenUsed="0" w:uiPriority="62" w:semiHidden="0" w:name="Light Grid"/>
+    <w:lsdException w:unhideWhenUsed="0" w:uiPriority="63" w:semiHidden="0" w:name="Medium Shading 1"/>
+    <w:lsdException w:unhideWhenUsed="0" w:uiPriority="64" w:semiHidden="0" w:name="Medium Shading 2"/>
+    <w:lsdException w:unhideWhenUsed="0" w:uiPriority="65" w:semiHidden="0" w:name="Medium List 1"/>
+    <w:lsdException w:unhideWhenUsed="0" w:uiPriority="66" w:semiHidden="0" w:name="Medium List 2"/>
+    <w:lsdException w:unhideWhenUsed="0" w:uiPriority="67" w:semiHidden="0" w:name="Medium Grid 1"/>
+    <w:lsdException w:unhideWhenUsed="0" w:uiPriority="68" w:semiHidden="0" w:name="Medium Grid 2"/>
+    <w:lsdException w:unhideWhenUsed="0" w:uiPriority="69" w:semiHidden="0" w:name="Medium Grid 3"/>
+    <w:lsdException w:unhideWhenUsed="0" w:uiPriority="70" w:semiHidden="0" w:name="Dark List"/>
+    <w:lsdException w:unhideWhenUsed="0" w:uiPriority="71" w:semiHidden="0" w:name="Colorful Shading"/>
+    <w:lsdException w:unhideWhenUsed="0" w:uiPriority="72" w:semiHidden="0" w:name="Colorful List"/>
+    <w:lsdException w:unhideWhenUsed="0" w:uiPriority="73" w:semiHidden="0" w:name="Colorful Grid"/>
+    <w:lsdException w:unhideWhenUsed="0" w:uiPriority="60" w:semiHidden="0" w:name="Light Shading Accent 1"/>
+    <w:lsdException w:unhideWhenUsed="0" w:uiPriority="61" w:semiHidden="0" w:name="Light List Accent 1"/>
+    <w:lsdException w:unhideWhenUsed="0" w:uiPriority="62" w:semiHidden="0" w:name="Light Grid Accent 1"/>
+    <w:lsdException w:unhideWhenUsed="0" w:uiPriority="63" w:semiHidden="0" w:name="Medium Shading 1 Accent 1"/>
+    <w:lsdException w:unhideWhenUsed="0" w:uiPriority="64" w:semiHidden="0" w:name="Medium Shading 2 Accent 1"/>
+    <w:lsdException w:unhideWhenUsed="0" w:uiPriority="65" w:semiHidden="0" w:name="Medium List 1 Accent 1"/>
+    <w:lsdException w:unhideWhenUsed="0" w:uiPriority="66" w:semiHidden="0" w:name="Medium List 2 Accent 1"/>
+    <w:lsdException w:unhideWhenUsed="0" w:uiPriority="67" w:semiHidden="0" w:name="Medium Grid 1 Accent 1"/>
+    <w:lsdException w:unhideWhenUsed="0" w:uiPriority="68" w:semiHidden="0" w:name="Medium Grid 2 Accent 1"/>
+    <w:lsdException w:unhideWhenUsed="0" w:uiPriority="69" w:semiHidden="0" w:name="Medium Grid 3 Accent 1"/>
+    <w:lsdException w:unhideWhenUsed="0" w:uiPriority="70" w:semiHidden="0" w:name="Dark List Accent 1"/>
+    <w:lsdException w:unhideWhenUsed="0" w:uiPriority="71" w:semiHidden="0" w:name="Colorful Shading Accent 1"/>
+    <w:lsdException w:unhideWhenUsed="0" w:uiPriority="72" w:semiHidden="0" w:name="Colorful List Accent 1"/>
+    <w:lsdException w:unhideWhenUsed="0" w:uiPriority="73" w:semiHidden="0" w:name="Colorful Grid Accent 1"/>
+    <w:lsdException w:unhideWhenUsed="0" w:uiPriority="60" w:semiHidden="0" w:name="Light Shading Accent 2"/>
+    <w:lsdException w:unhideWhenUsed="0" w:uiPriority="61" w:semiHidden="0" w:name="Light List Accent 2"/>
+    <w:lsdException w:unhideWhenUsed="0" w:uiPriority="62" w:semiHidden="0" w:name="Light Grid Accent 2"/>
+    <w:lsdException w:unhideWhenUsed="0" w:uiPriority="63" w:semiHidden="0" w:name="Medium Shading 1 Accent 2"/>
+    <w:lsdException w:unhideWhenUsed="0" w:uiPriority="64" w:semiHidden="0" w:name="Medium Shading 2 Accent 2"/>
+    <w:lsdException w:unhideWhenUsed="0" w:uiPriority="65" w:semiHidden="0" w:name="Medium List 1 Accent 2"/>
+    <w:lsdException w:unhideWhenUsed="0" w:uiPriority="66" w:semiHidden="0" w:name="Medium List 2 Accent 2"/>
+    <w:lsdException w:unhideWhenUsed="0" w:uiPriority="67" w:semiHidden="0" w:name="Medium Grid 1 Accent 2"/>
+    <w:lsdException w:unhideWhenUsed="0" w:uiPriority="68" w:semiHidden="0" w:name="Medium Grid 2 Accent 2"/>
+    <w:lsdException w:unhideWhenUsed="0" w:uiPriority="69" w:semiHidden="0" w:name="Medium Grid 3 Accent 2"/>
+    <w:lsdException w:unhideWhenUsed="0" w:uiPriority="70" w:semiHidden="0" w:name="Dark List Accent 2"/>
+    <w:lsdException w:unhideWhenUsed="0" w:uiPriority="71" w:semiHidden="0" w:name="Colorful Shading Accent 2"/>
+    <w:lsdException w:unhideWhenUsed="0" w:uiPriority="72" w:semiHidden="0" w:name="Colorful List Accent 2"/>
+    <w:lsdException w:unhideWhenUsed="0" w:uiPriority="73" w:semiHidden="0" w:name="Colorful Grid Accent 2"/>
+    <w:lsdException w:unhideWhenUsed="0" w:uiPriority="60" w:semiHidden="0" w:name="Light Shading Accent 3"/>
+    <w:lsdException w:unhideWhenUsed="0" w:uiPriority="61" w:semiHidden="0" w:name="Light List Accent 3"/>
+    <w:lsdException w:unhideWhenUsed="0" w:uiPriority="62" w:semiHidden="0" w:name="Light Grid Accent 3"/>
+    <w:lsdException w:unhideWhenUsed="0" w:uiPriority="63" w:semiHidden="0" w:name="Medium Shading 1 Accent 3"/>
+    <w:lsdException w:unhideWhenUsed="0" w:uiPriority="64" w:semiHidden="0" w:name="Medium Shading 2 Accent 3"/>
+    <w:lsdException w:unhideWhenUsed="0" w:uiPriority="65" w:semiHidden="0" w:name="Medium List 1 Accent 3"/>
+    <w:lsdException w:unhideWhenUsed="0" w:uiPriority="66" w:semiHidden="0" w:name="Medium List 2 Accent 3"/>
+    <w:lsdException w:unhideWhenUsed="0" w:uiPriority="67" w:semiHidden="0" w:name="Medium Grid 1 Accent 3"/>
+    <w:lsdException w:unhideWhenUsed="0" w:uiPriority="68" w:semiHidden="0" w:name="Medium Grid 2 Accent 3"/>
+    <w:lsdException w:unhideWhenUsed="0" w:uiPriority="69" w:semiHidden="0" w:name="Medium Grid 3 Accent 3"/>
+    <w:lsdException w:unhideWhenUsed="0" w:uiPriority="70" w:semiHidden="0" w:name="Dark List Accent 3"/>
+    <w:lsdException w:unhideWhenUsed="0" w:uiPriority="71" w:semiHidden="0" w:name="Colorful Shading Accent 3"/>
+    <w:lsdException w:unhideWhenUsed="0" w:uiPriority="72" w:semiHidden="0" w:name="Colorful List Accent 3"/>
+    <w:lsdException w:unhideWhenUsed="0" w:uiPriority="73" w:semiHidden="0" w:name="Colorful Grid Accent 3"/>
+    <w:lsdException w:unhideWhenUsed="0" w:uiPriority="60" w:semiHidden="0" w:name="Light Shading Accent 4"/>
+    <w:lsdException w:unhideWhenUsed="0" w:uiPriority="61" w:semiHidden="0" w:name="Light List Accent 4"/>
+    <w:lsdException w:unhideWhenUsed="0" w:uiPriority="62" w:semiHidden="0" w:name="Light Grid Accent 4"/>
+    <w:lsdException w:unhideWhenUsed="0" w:uiPriority="63" w:semiHidden="0" w:name="Medium Shading 1 Accent 4"/>
+    <w:lsdException w:unhideWhenUsed="0" w:uiPriority="64" w:semiHidden="0" w:name="Medium Shading 2 Accent 4"/>
+    <w:lsdException w:unhideWhenUsed="0" w:uiPriority="65" w:semiHidden="0" w:name="Medium List 1 Accent 4"/>
+    <w:lsdException w:unhideWhenUsed="0" w:uiPriority="66" w:semiHidden="0" w:name="Medium List 2 Accent 4"/>
+    <w:lsdException w:unhideWhenUsed="0" w:uiPriority="67" w:semiHidden="0" w:name="Medium Grid 1 Accent 4"/>
+    <w:lsdException w:unhideWhenUsed="0" w:uiPriority="68" w:semiHidden="0" w:name="Medium Grid 2 Accent 4"/>
+    <w:lsdException w:unhideWhenUsed="0" w:uiPriority="69" w:semiHidden="0" w:name="Medium Grid 3 Accent 4"/>
+    <w:lsdException w:unhideWhenUsed="0" w:uiPriority="70" w:semiHidden="0" w:name="Dark List Accent 4"/>
+    <w:lsdException w:unhideWhenUsed="0" w:uiPriority="71" w:semiHidden="0" w:name="Colorful Shading Accent 4"/>
+    <w:lsdException w:unhideWhenUsed="0" w:uiPriority="72" w:semiHidden="0" w:name="Colorful List Accent 4"/>
+    <w:lsdException w:unhideWhenUsed="0" w:uiPriority="73" w:semiHidden="0" w:name="Colorful Grid Accent 4"/>
+    <w:lsdException w:unhideWhenUsed="0" w:uiPriority="60" w:semiHidden="0" w:name="Light Shading Accent 5"/>
+    <w:lsdException w:unhideWhenUsed="0" w:uiPriority="61" w:semiHidden="0" w:name="Light List Accent 5"/>
+    <w:lsdException w:unhideWhenUsed="0" w:uiPriority="62" w:semiHidden="0" w:name="Light Grid Accent 5"/>
+    <w:lsdException w:unhideWhenUsed="0" w:uiPriority="63" w:semiHidden="0" w:name="Medium Shading 1 Accent 5"/>
+    <w:lsdException w:unhideWhenUsed="0" w:uiPriority="64" w:semiHidden="0" w:name="Medium Shading 2 Accent 5"/>
+    <w:lsdException w:unhideWhenUsed="0" w:uiPriority="65" w:semiHidden="0" w:name="Medium List 1 Accent 5"/>
+    <w:lsdException w:unhideWhenUsed="0" w:uiPriority="66" w:semiHidden="0" w:name="Medium List 2 Accent 5"/>
+    <w:lsdException w:unhideWhenUsed="0" w:uiPriority="67" w:semiHidden="0" w:name="Medium Grid 1 Accent 5"/>
+    <w:lsdException w:unhideWhenUsed="0" w:uiPriority="68" w:semiHidden="0" w:name="Medium Grid 2 Accent 5"/>
+    <w:lsdException w:unhideWhenUsed="0" w:uiPriority="69" w:semiHidden="0" w:name="Medium Grid 3 Accent 5"/>
+    <w:lsdException w:unhideWhenUsed="0" w:uiPriority="70" w:semiHidden="0" w:name="Dark List Accent 5"/>
+    <w:lsdException w:unhideWhenUsed="0" w:uiPriority="71" w:semiHidden="0" w:name="Colorful Shading Accent 5"/>
+    <w:lsdException w:unhideWhenUsed="0" w:uiPriority="72" w:semiHidden="0" w:name="Colorful List Accent 5"/>
+    <w:lsdException w:unhideWhenUsed="0" w:uiPriority="73" w:semiHidden="0" w:name="Colorful Grid Accent 5"/>
+    <w:lsdException w:unhideWhenUsed="0" w:uiPriority="60" w:semiHidden="0" w:name="Light Shading Accent 6"/>
+    <w:lsdException w:unhideWhenUsed="0" w:uiPriority="61" w:semiHidden="0" w:name="Light List Accent 6"/>
+    <w:lsdException w:unhideWhenUsed="0" w:uiPriority="62" w:semiHidden="0" w:name="Light Grid Accent 6"/>
+    <w:lsdException w:unhideWhenUsed="0" w:uiPriority="63" w:semiHidden="0" w:name="Medium Shading 1 Accent 6"/>
+    <w:lsdException w:unhideWhenUsed="0" w:uiPriority="64" w:semiHidden="0" w:name="Medium Shading 2 Accent 6"/>
+    <w:lsdException w:unhideWhenUsed="0" w:uiPriority="65" w:semiHidden="0" w:name="Medium List 1 Accent 6"/>
+    <w:lsdException w:unhideWhenUsed="0" w:uiPriority="66" w:semiHidden="0" w:name="Medium List 2 Accent 6"/>
+    <w:lsdException w:unhideWhenUsed="0" w:uiPriority="67" w:semiHidden="0" w:name="Medium Grid 1 Accent 6"/>
+    <w:lsdException w:unhideWhenUsed="0" w:uiPriority="68" w:semiHidden="0" w:name="Medium Grid 2 Accent 6"/>
+    <w:lsdException w:unhideWhenUsed="0" w:uiPriority="69" w:semiHidden="0" w:name="Medium Grid 3 Accent 6"/>
+    <w:lsdException w:unhideWhenUsed="0" w:uiPriority="70" w:semiHidden="0" w:name="Dark List Accent 6"/>
+    <w:lsdException w:unhideWhenUsed="0" w:uiPriority="71" w:semiHidden="0" w:name="Colorful Shading Accent 6"/>
+    <w:lsdException w:unhideWhenUsed="0" w:uiPriority="72" w:semiHidden="0" w:name="Colorful List Accent 6"/>
+    <w:lsdException w:unhideWhenUsed="0" w:uiPriority="73" w:semiHidden="0" w:name="Colorful Grid Accent 6"/>
+  </w:latentStyles>
+  <w:style w:type="paragraph" w:default="1" w:styleId="1">
     <w:name w:val="Normal"/>
+    <w:uiPriority w:val="0"/>
     <w:rPr>
-      <w:rFonts w:ascii="Microsoft YaHei" w:eastAsia="Microsoft YaHei" w:hAnsi="Microsoft YaHei"/>
+      <w:rFonts w:ascii="微软雅黑" w:hAnsi="微软雅黑" w:eastAsia="微软雅黑"/>
       <w:sz w:val="22"/>
       <w:szCs w:val="22"/>
     </w:rPr>
   </w:style>
-  <w:style w:type="paragraph" w:styleId="Heading1">
+  <w:style w:type="paragraph" w:styleId="2">
     <w:name w:val="heading 1"/>
-    <w:basedOn w:val="Normal"/>
-    <w:next w:val="Normal"/>
+    <w:basedOn w:val="1"/>
+    <w:next w:val="1"/>
+    <w:qFormat/>
+    <w:uiPriority w:val="0"/>
     <w:pPr>
       <w:spacing w:before="360" w:after="200"/>
     </w:pPr>
     <w:rPr>
-      <w:rFonts w:ascii="Microsoft YaHei" w:eastAsia="Microsoft YaHei" w:hAnsi="Microsoft YaHei"/>
+      <w:rFonts w:ascii="微软雅黑" w:hAnsi="微软雅黑" w:eastAsia="微软雅黑"/>
       <w:b/>
       <w:bCs/>
+      <w:color w:val="1F3864"/>
       <w:sz w:val="36"/>
       <w:szCs w:val="36"/>
-      <w:color w:val="1F3864"/>
     </w:rPr>
   </w:style>
-  <w:style w:type="paragraph" w:styleId="Heading2">
+  <w:style w:type="paragraph" w:styleId="3">
     <w:name w:val="heading 2"/>
-    <w:basedOn w:val="Normal"/>
-    <w:next w:val="Normal"/>
+    <w:basedOn w:val="1"/>
+    <w:next w:val="1"/>
+    <w:uiPriority w:val="0"/>
     <w:pPr>
       <w:spacing w:before="280" w:after="160"/>
     </w:pPr>
     <w:rPr>
-      <w:rFonts w:ascii="Microsoft YaHei" w:eastAsia="Microsoft YaHei" w:hAnsi="Microsoft YaHei"/>
+      <w:rFonts w:ascii="微软雅黑" w:hAnsi="微软雅黑" w:eastAsia="微软雅黑"/>
       <w:b/>
+      <w:color w:val="2E75B6"/>
       <w:sz w:val="28"/>
       <w:szCs w:val="28"/>
-      <w:color w:val="2E75B6"/>
     </w:rPr>
   </w:style>
-  <w:style w:type="paragraph" w:styleId="Heading3">
+  <w:style w:type="paragraph" w:styleId="4">
     <w:name w:val="heading 3"/>
-    <w:basedOn w:val="Normal"/>
-    <w:next w:val="Normal"/>
+    <w:basedOn w:val="1"/>
+    <w:next w:val="1"/>
+    <w:qFormat/>
+    <w:uiPriority w:val="0"/>
     <w:pPr>
       <w:spacing w:before="240" w:after="120"/>
     </w:pPr>
     <w:rPr>
-      <w:rFonts w:ascii="Microsoft YaHei" w:eastAsia="Microsoft YaHei" w:hAnsi="Microsoft YaHei"/>
+      <w:rFonts w:ascii="微软雅黑" w:hAnsi="微软雅黑" w:eastAsia="微软雅黑"/>
       <w:b/>
+      <w:color w:val="404040"/>
       <w:sz w:val="24"/>
       <w:szCs w:val="24"/>
-      <w:color w:val="404040"/>
     </w:rPr>
   </w:style>
-  <w:style w:type="paragraph" w:styleId="Heading4">
+  <w:style w:type="paragraph" w:styleId="5">
     <w:name w:val="heading 4"/>
-    <w:basedOn w:val="Normal"/>
-    <w:next w:val="Normal"/>
+    <w:basedOn w:val="1"/>
+    <w:next w:val="1"/>
+    <w:uiPriority w:val="0"/>
     <w:rPr>
-      <w:rFonts w:ascii="Microsoft YaHei" w:eastAsia="Microsoft YaHei" w:hAnsi="Microsoft YaHei"/>
+      <w:rFonts w:ascii="微软雅黑" w:hAnsi="微软雅黑" w:eastAsia="微软雅黑"/>
       <w:b/>
+      <w:color w:val="595959"/>
       <w:sz w:val="22"/>
-      <w:color w:val="595959"/>
     </w:rPr>
   </w:style>
-  <w:style w:type="paragraph" w:styleId="Heading5">
+  <w:style w:type="paragraph" w:styleId="6">
     <w:name w:val="heading 5"/>
-    <w:basedOn w:val="Normal"/>
-    <w:next w:val="Normal"/>
+    <w:basedOn w:val="1"/>
+    <w:next w:val="1"/>
+    <w:qFormat/>
+    <w:uiPriority w:val="0"/>
     <w:rPr>
-      <w:rFonts w:ascii="Microsoft YaHei" w:eastAsia="Microsoft YaHei" w:hAnsi="Microsoft YaHei"/>
+      <w:rFonts w:ascii="微软雅黑" w:hAnsi="微软雅黑" w:eastAsia="微软雅黑"/>
       <w:b/>
+      <w:color w:val="666666"/>
       <w:sz w:val="20"/>
-      <w:color w:val="666666"/>
     </w:rPr>
   </w:style>
+  <w:style w:type="character" w:default="1" w:styleId="8">
+    <w:name w:val="Default Paragraph Font"/>
+    <w:semiHidden/>
+    <w:uiPriority w:val="0"/>
+  </w:style>
+  <w:style w:type="table" w:default="1" w:styleId="7">
+    <w:name w:val="Normal Table"/>
+    <w:semiHidden/>
+    <w:uiPriority w:val="0"/>
+    <w:tblPr>
+      <w:tblCellMar>
+        <w:top w:w="0" w:type="dxa"/>
+        <w:left w:w="108" w:type="dxa"/>
+        <w:bottom w:w="0" w:type="dxa"/>
+        <w:right w:w="108" w:type="dxa"/>
+      </w:tblCellMar>
+    </w:tblPr>
+  </w:style>
 </w:styles>
+</file>
+
+<file path=word/theme/theme1.xml><?xml version="1.0" encoding="utf-8"?>
+<a:theme xmlns:a="http://schemas.openxmlformats.org/drawingml/2006/main" name="Office">
+  <a:themeElements>
+    <a:clrScheme name="Office">
+      <a:dk1>
+        <a:sysClr val="windowText" lastClr="000000"/>
+      </a:dk1>
+      <a:lt1>
+        <a:sysClr val="window" lastClr="FFFFFF"/>
+      </a:lt1>
+      <a:dk2>
+        <a:srgbClr val="1F497D"/>
+      </a:dk2>
+      <a:lt2>
+        <a:srgbClr val="EEECE1"/>
+      </a:lt2>
+      <a:accent1>
+        <a:srgbClr val="4F81BD"/>
+      </a:accent1>
+      <a:accent2>
+        <a:srgbClr val="C0504D"/>
+      </a:accent2>
+      <a:accent3>
+        <a:srgbClr val="9BBB59"/>
+      </a:accent3>
+      <a:accent4>
+        <a:srgbClr val="8064A2"/>
+      </a:accent4>
+      <a:accent5>
+        <a:srgbClr val="4BACC6"/>
+      </a:accent5>
+      <a:accent6>
+        <a:srgbClr val="F79646"/>
+      </a:accent6>
+      <a:hlink>
+        <a:srgbClr val="0000FF"/>
+      </a:hlink>
+      <a:folHlink>
+        <a:srgbClr val="800080"/>
+      </a:folHlink>
+    </a:clrScheme>
+    <a:fontScheme name="Office">
+      <a:majorFont>
+        <a:latin typeface="Cambria"/>
+        <a:ea typeface=""/>
+        <a:cs typeface=""/>
+        <a:font script="Jpan" typeface="游ゴシック Light"/>
+        <a:font script="Hang" typeface="맑은 고딕"/>
+        <a:font script="Hans" typeface="宋体"/>
+        <a:font script="Hant" typeface="新細明體"/>
+        <a:font script="Arab" typeface="Times New Roman"/>
+        <a:font script="Hebr" typeface="Times New Roman"/>
+        <a:font script="Thai" typeface="Angsana New"/>
+        <a:font script="Ethi" typeface="Nyala"/>
+        <a:font script="Beng" typeface="Vrinda"/>
+        <a:font script="Gujr" typeface="Shruti"/>
+        <a:font script="Khmr" typeface="MoolBoran"/>
+        <a:font script="Knda" typeface="Tunga"/>
+        <a:font script="Guru" typeface="Raavi"/>
+        <a:font script="Cans" typeface="Euphemia"/>
+        <a:font script="Cher" typeface="Plantagenet Cherokee"/>
+        <a:font script="Yiii" typeface="Microsoft Yi Baiti"/>
+        <a:font script="Tibt" typeface="Microsoft Himalaya"/>
+        <a:font script="Thaa" typeface="MV Boli"/>
+        <a:font script="Deva" typeface="Mangal"/>
+        <a:font script="Telu" typeface="Gautami"/>
+        <a:font script="Taml" typeface="Latha"/>
+        <a:font script="Syrc" typeface="Estrangelo Edessa"/>
+        <a:font script="Orya" typeface="Kalinga"/>
+        <a:font script="Mlym" typeface="Kartika"/>
+        <a:font script="Laoo" typeface="DokChampa"/>
+        <a:font script="Sinh" typeface="Iskoola Pota"/>
+        <a:font script="Mong" typeface="Mongolian Baiti"/>
+        <a:font script="Viet" typeface="Times New Roman"/>
+        <a:font script="Uigh" typeface="Microsoft Uighur"/>
+        <a:font script="Geor" typeface="Sylfaen"/>
+      </a:majorFont>
+      <a:minorFont>
+        <a:latin typeface="Calibri"/>
+        <a:ea typeface=""/>
+        <a:cs typeface=""/>
+        <a:font script="Jpan" typeface="游明朝"/>
+        <a:font script="Hang" typeface="맑은 고딕"/>
+        <a:font script="Hans" typeface="宋体"/>
+        <a:font script="Hant" typeface="新細明體"/>
+        <a:font script="Arab" typeface="Arial"/>
+        <a:font script="Hebr" typeface="Arial"/>
+        <a:font script="Thai" typeface="Cordia New"/>
+        <a:font script="Ethi" typeface="Nyala"/>
+        <a:font script="Beng" typeface="Vrinda"/>
+        <a:font script="Gujr" typeface="Shruti"/>
+        <a:font script="Khmr" typeface="DaunPenh"/>
+        <a:font script="Knda" typeface="Tunga"/>
+        <a:font script="Guru" typeface="Raavi"/>
+        <a:font script="Cans" typeface="Euphemia"/>
+        <a:font script="Cher" typeface="Plantagenet Cherokee"/>
+        <a:font script="Yiii" typeface="Microsoft Yi Baiti"/>
+        <a:font script="Tibt" typeface="Microsoft Himalaya"/>
+        <a:font script="Thaa" typeface="MV Boli"/>
+        <a:font script="Deva" typeface="Mangal"/>
+        <a:font script="Telu" typeface="Gautami"/>
+        <a:font script="Taml" typeface="Latha"/>
+        <a:font script="Syrc" typeface="Estrangelo Edessa"/>
+        <a:font script="Orya" typeface="Kalinga"/>
+        <a:font script="Mlym" typeface="Kartika"/>
+        <a:font script="Laoo" typeface="DokChampa"/>
+        <a:font script="Sinh" typeface="Iskoola Pota"/>
+        <a:font script="Mong" typeface="Mongolian Baiti"/>
+        <a:font script="Viet" typeface="Arial"/>
+        <a:font script="Uigh" typeface="Microsoft Uighur"/>
+        <a:font script="Geor" typeface="Sylfaen"/>
+      </a:minorFont>
+    </a:fontScheme>
+    <a:fmtScheme name="Office">
+      <a:fillStyleLst>
+        <a:solidFill>
+          <a:schemeClr val="phClr"/>
+        </a:solidFill>
+        <a:gradFill rotWithShape="1">
+          <a:gsLst>
+            <a:gs pos="0">
+              <a:schemeClr val="phClr">
+                <a:tint val="50000"/>
+                <a:satMod val="300000"/>
+              </a:schemeClr>
+            </a:gs>
+            <a:gs pos="35000">
+              <a:schemeClr val="phClr">
+                <a:tint val="37000"/>
+                <a:satMod val="300000"/>
+              </a:schemeClr>
+            </a:gs>
+            <a:gs pos="100000">
+              <a:schemeClr val="phClr">
+                <a:tint val="15000"/>
+                <a:satMod val="350000"/>
+              </a:schemeClr>
+            </a:gs>
+          </a:gsLst>
+          <a:lin ang="16200000" scaled="1"/>
+        </a:gradFill>
+        <a:gradFill rotWithShape="1">
+          <a:gsLst>
+            <a:gs pos="0">
+              <a:schemeClr val="phClr">
+                <a:shade val="51000"/>
+                <a:satMod val="130000"/>
+              </a:schemeClr>
+            </a:gs>
+            <a:gs pos="80000">
+              <a:schemeClr val="phClr">
+                <a:shade val="93000"/>
+                <a:satMod val="130000"/>
+              </a:schemeClr>
+            </a:gs>
+            <a:gs pos="100000">
+              <a:schemeClr val="phClr">
+                <a:shade val="94000"/>
+                <a:satMod val="135000"/>
+              </a:schemeClr>
+            </a:gs>
+          </a:gsLst>
+          <a:lin ang="16200000" scaled="0"/>
+        </a:gradFill>
+      </a:fillStyleLst>
+      <a:lnStyleLst>
+        <a:ln w="9525" cap="flat" cmpd="sng" algn="ctr">
+          <a:solidFill>
+            <a:schemeClr val="phClr">
+              <a:shade val="95000"/>
+              <a:satMod val="105000"/>
+            </a:schemeClr>
+          </a:solidFill>
+          <a:prstDash val="solid"/>
+        </a:ln>
+        <a:ln w="25400" cap="flat" cmpd="sng" algn="ctr">
+          <a:solidFill>
+            <a:schemeClr val="phClr"/>
+          </a:solidFill>
+          <a:prstDash val="solid"/>
+        </a:ln>
+        <a:ln w="38100" cap="flat" cmpd="sng" algn="ctr">
+          <a:solidFill>
+            <a:schemeClr val="phClr"/>
+          </a:solidFill>
+          <a:prstDash val="solid"/>
+        </a:ln>
+      </a:lnStyleLst>
+      <a:effectStyleLst>
+        <a:effectStyle>
+          <a:effectLst>
+            <a:outerShdw blurRad="40000" dist="20000" dir="5400000" rotWithShape="0">
+              <a:srgbClr val="000000">
+                <a:alpha val="38000"/>
+              </a:srgbClr>
+            </a:outerShdw>
+          </a:effectLst>
+        </a:effectStyle>
+        <a:effectStyle>
+          <a:effectLst>
+            <a:outerShdw blurRad="40000" dist="23000" dir="5400000" rotWithShape="0">
+              <a:srgbClr val="000000">
+                <a:alpha val="35000"/>
+              </a:srgbClr>
+            </a:outerShdw>
+          </a:effectLst>
+        </a:effectStyle>
+        <a:effectStyle>
+          <a:effectLst>
+            <a:outerShdw blurRad="40000" dist="23000" dir="5400000" rotWithShape="0">
+              <a:srgbClr val="000000">
+                <a:alpha val="35000"/>
+              </a:srgbClr>
+            </a:outerShdw>
+          </a:effectLst>
+          <a:scene3d>
+            <a:camera prst="orthographicFront">
+              <a:rot lat="0" lon="0" rev="0"/>
+            </a:camera>
+            <a:lightRig rig="threePt" dir="t">
+              <a:rot lat="0" lon="0" rev="1200000"/>
+            </a:lightRig>
+          </a:scene3d>
+          <a:sp3d>
+            <a:bevelT w="63500" h="25400"/>
+          </a:sp3d>
+        </a:effectStyle>
+      </a:effectStyleLst>
+      <a:bgFillStyleLst>
+        <a:solidFill>
+          <a:schemeClr val="phClr"/>
+        </a:solidFill>
+        <a:gradFill rotWithShape="1">
+          <a:gsLst>
+            <a:gs pos="0">
+              <a:schemeClr val="phClr">
+                <a:tint val="40000"/>
+                <a:satMod val="350000"/>
+              </a:schemeClr>
+            </a:gs>
+            <a:gs pos="40000">
+              <a:schemeClr val="phClr">
+                <a:tint val="45000"/>
+                <a:satMod val="350000"/>
+                <a:shade val="99000"/>
+              </a:schemeClr>
+            </a:gs>
+            <a:gs pos="100000">
+              <a:schemeClr val="phClr">
+                <a:shade val="20000"/>
+                <a:satMod val="255000"/>
+              </a:schemeClr>
+            </a:gs>
+          </a:gsLst>
+          <a:path path="circle">
+            <a:fillToRect l="50000" t="-80000" r="50000" b="180000"/>
+          </a:path>
+        </a:gradFill>
+        <a:gradFill rotWithShape="1">
+          <a:gsLst>
+            <a:gs pos="0">
+              <a:schemeClr val="phClr">
+                <a:tint val="80000"/>
+                <a:satMod val="300000"/>
+              </a:schemeClr>
+            </a:gs>
+            <a:gs pos="100000">
+              <a:schemeClr val="phClr">
+                <a:shade val="30000"/>
+                <a:satMod val="200000"/>
+              </a:schemeClr>
+            </a:gs>
+          </a:gsLst>
+          <a:path path="circle">
+            <a:fillToRect l="50000" t="50000" r="50000" b="50000"/>
+          </a:path>
+        </a:gradFill>
+      </a:bgFillStyleLst>
+    </a:fmtScheme>
+  </a:themeElements>
+  <a:objectDefaults/>
+</a:theme>
 </file>